--- a/_Studying(6th_sem)/Cryptography/Лабораторные работы/4+вопросы для защиты.docx
+++ b/_Studying(6th_sem)/Cryptography/Лабораторные работы/4+вопросы для защиты.docx
@@ -22,7 +22,9 @@
         <w:rPr>
           <w:rFonts w:ascii="Times New Roman" w:cs="Times New Roman" w:eastAsia="Times New Roman" w:hAnsi="Times New Roman"/>
           <w:b w:val="1"/>
-          <w:i w:val="0"/>
+          <w:bCs w:val="1"/>
+          <w:i w:val="0"/>
+          <w:iCs w:val="0"/>
           <w:smallCaps w:val="0"/>
           <w:strike w:val="0"/>
           <w:color w:val="000000"/>
@@ -39,7 +41,9 @@
         <w:rPr>
           <w:rFonts w:ascii="Times New Roman" w:cs="Times New Roman" w:eastAsia="Times New Roman" w:hAnsi="Times New Roman"/>
           <w:b w:val="1"/>
-          <w:i w:val="0"/>
+          <w:bCs w:val="1"/>
+          <w:i w:val="0"/>
+          <w:iCs w:val="0"/>
           <w:smallCaps w:val="0"/>
           <w:strike w:val="0"/>
           <w:color w:val="000000"/>
@@ -67,6 +71,7 @@
         <w:rPr>
           <w:rFonts w:ascii="Times New Roman" w:cs="Times New Roman" w:eastAsia="Times New Roman" w:hAnsi="Times New Roman"/>
           <w:b w:val="1"/>
+          <w:bCs w:val="1"/>
           <w:sz w:val="28"/>
           <w:szCs w:val="28"/>
           <w:rtl w:val="0"/>
@@ -90,6 +95,7 @@
         <w:rPr>
           <w:rFonts w:ascii="Times New Roman" w:cs="Times New Roman" w:eastAsia="Times New Roman" w:hAnsi="Times New Roman"/>
           <w:b w:val="1"/>
+          <w:bCs w:val="1"/>
           <w:sz w:val="28"/>
           <w:szCs w:val="28"/>
         </w:rPr>
@@ -98,6 +104,7 @@
         <w:rPr>
           <w:rFonts w:ascii="Times New Roman" w:cs="Times New Roman" w:eastAsia="Times New Roman" w:hAnsi="Times New Roman"/>
           <w:b w:val="1"/>
+          <w:bCs w:val="1"/>
           <w:sz w:val="28"/>
           <w:szCs w:val="28"/>
           <w:rtl w:val="0"/>
@@ -109,7 +116,7 @@
       <w:pPr>
         <w:numPr>
           <w:ilvl w:val="0"/>
-          <w:numId w:val="3"/>
+          <w:numId w:val="2"/>
         </w:numPr>
         <w:pBdr>
           <w:top w:space="0" w:sz="0" w:val="nil"/>
@@ -151,7 +158,7 @@
         <w:widowControl w:val="1"/>
         <w:numPr>
           <w:ilvl w:val="0"/>
-          <w:numId w:val="3"/>
+          <w:numId w:val="2"/>
         </w:numPr>
         <w:pBdr>
           <w:top w:space="0" w:sz="0" w:val="nil"/>
@@ -167,22 +174,26 @@
         <w:rPr>
           <w:rFonts w:ascii="Times New Roman" w:cs="Times New Roman" w:eastAsia="Times New Roman" w:hAnsi="Times New Roman"/>
           <w:b w:val="0"/>
-          <w:i w:val="0"/>
-          <w:smallCaps w:val="0"/>
-          <w:strike w:val="0"/>
-          <w:color w:val="000000"/>
-          <w:sz w:val="28"/>
-          <w:szCs w:val="28"/>
-          <w:u w:val="none"/>
-          <w:shd w:fill="auto" w:val="clear"/>
-          <w:vertAlign w:val="baseline"/>
-        </w:rPr>
-      </w:pPr>
-      <w:r>
-        <w:rPr>
-          <w:rFonts w:ascii="Times New Roman" w:cs="Times New Roman" w:eastAsia="Times New Roman" w:hAnsi="Times New Roman"/>
-          <w:b w:val="0"/>
-          <w:i w:val="0"/>
+          <w:bCs w:val="0"/>
+          <w:i w:val="0"/>
+          <w:iCs w:val="0"/>
+          <w:smallCaps w:val="0"/>
+          <w:strike w:val="0"/>
+          <w:color w:val="000000"/>
+          <w:sz w:val="28"/>
+          <w:szCs w:val="28"/>
+          <w:u w:val="none"/>
+          <w:shd w:fill="auto" w:val="clear"/>
+          <w:vertAlign w:val="baseline"/>
+        </w:rPr>
+      </w:pPr>
+      <w:r>
+        <w:rPr>
+          <w:rFonts w:ascii="Times New Roman" w:cs="Times New Roman" w:eastAsia="Times New Roman" w:hAnsi="Times New Roman"/>
+          <w:b w:val="0"/>
+          <w:bCs w:val="0"/>
+          <w:i w:val="0"/>
+          <w:iCs w:val="0"/>
           <w:smallCaps w:val="0"/>
           <w:strike w:val="0"/>
           <w:color w:val="000000"/>
@@ -199,7 +210,9 @@
         <w:rPr>
           <w:rFonts w:ascii="Times New Roman" w:cs="Times New Roman" w:eastAsia="Times New Roman" w:hAnsi="Times New Roman"/>
           <w:b w:val="0"/>
-          <w:i w:val="0"/>
+          <w:bCs w:val="0"/>
+          <w:i w:val="0"/>
+          <w:iCs w:val="0"/>
           <w:smallCaps w:val="0"/>
           <w:strike w:val="0"/>
           <w:color w:val="000000"/>
@@ -216,7 +229,9 @@
         <w:rPr>
           <w:rFonts w:ascii="Times New Roman" w:cs="Times New Roman" w:eastAsia="Times New Roman" w:hAnsi="Times New Roman"/>
           <w:b w:val="0"/>
-          <w:i w:val="0"/>
+          <w:bCs w:val="0"/>
+          <w:i w:val="0"/>
+          <w:iCs w:val="0"/>
           <w:smallCaps w:val="0"/>
           <w:strike w:val="0"/>
           <w:color w:val="000000"/>
@@ -238,7 +253,7 @@
         <w:widowControl w:val="1"/>
         <w:numPr>
           <w:ilvl w:val="0"/>
-          <w:numId w:val="3"/>
+          <w:numId w:val="2"/>
         </w:numPr>
         <w:pBdr>
           <w:top w:space="0" w:sz="0" w:val="nil"/>
@@ -254,22 +269,26 @@
         <w:rPr>
           <w:rFonts w:ascii="Times New Roman" w:cs="Times New Roman" w:eastAsia="Times New Roman" w:hAnsi="Times New Roman"/>
           <w:b w:val="0"/>
-          <w:i w:val="0"/>
-          <w:smallCaps w:val="0"/>
-          <w:strike w:val="0"/>
-          <w:color w:val="000000"/>
-          <w:sz w:val="28"/>
-          <w:szCs w:val="28"/>
-          <w:u w:val="none"/>
-          <w:shd w:fill="auto" w:val="clear"/>
-          <w:vertAlign w:val="baseline"/>
-        </w:rPr>
-      </w:pPr>
-      <w:r>
-        <w:rPr>
-          <w:rFonts w:ascii="Times New Roman" w:cs="Times New Roman" w:eastAsia="Times New Roman" w:hAnsi="Times New Roman"/>
-          <w:b w:val="0"/>
-          <w:i w:val="0"/>
+          <w:bCs w:val="0"/>
+          <w:i w:val="0"/>
+          <w:iCs w:val="0"/>
+          <w:smallCaps w:val="0"/>
+          <w:strike w:val="0"/>
+          <w:color w:val="000000"/>
+          <w:sz w:val="28"/>
+          <w:szCs w:val="28"/>
+          <w:u w:val="none"/>
+          <w:shd w:fill="auto" w:val="clear"/>
+          <w:vertAlign w:val="baseline"/>
+        </w:rPr>
+      </w:pPr>
+      <w:r>
+        <w:rPr>
+          <w:rFonts w:ascii="Times New Roman" w:cs="Times New Roman" w:eastAsia="Times New Roman" w:hAnsi="Times New Roman"/>
+          <w:b w:val="0"/>
+          <w:bCs w:val="0"/>
+          <w:i w:val="0"/>
+          <w:iCs w:val="0"/>
           <w:smallCaps w:val="0"/>
           <w:strike w:val="0"/>
           <w:color w:val="000000"/>
@@ -288,6 +307,7 @@
         <w:rPr>
           <w:rFonts w:ascii="Times New Roman" w:cs="Times New Roman" w:eastAsia="Times New Roman" w:hAnsi="Times New Roman"/>
           <w:b w:val="1"/>
+          <w:bCs w:val="1"/>
           <w:color w:val="000000"/>
           <w:sz w:val="28"/>
           <w:szCs w:val="28"/>
@@ -297,6 +317,7 @@
         <w:rPr>
           <w:rFonts w:ascii="Times New Roman" w:cs="Times New Roman" w:eastAsia="Times New Roman" w:hAnsi="Times New Roman"/>
           <w:b w:val="1"/>
+          <w:bCs w:val="1"/>
           <w:color w:val="000000"/>
           <w:sz w:val="28"/>
           <w:szCs w:val="28"/>
@@ -329,22 +350,26 @@
         <w:rPr>
           <w:rFonts w:ascii="Times New Roman" w:cs="Times New Roman" w:eastAsia="Times New Roman" w:hAnsi="Times New Roman"/>
           <w:b w:val="0"/>
-          <w:i w:val="0"/>
-          <w:smallCaps w:val="0"/>
-          <w:strike w:val="0"/>
-          <w:color w:val="000000"/>
-          <w:sz w:val="28"/>
-          <w:szCs w:val="28"/>
-          <w:u w:val="none"/>
-          <w:shd w:fill="auto" w:val="clear"/>
-          <w:vertAlign w:val="baseline"/>
-        </w:rPr>
-      </w:pPr>
-      <w:r>
-        <w:rPr>
-          <w:rFonts w:ascii="Times New Roman" w:cs="Times New Roman" w:eastAsia="Times New Roman" w:hAnsi="Times New Roman"/>
-          <w:b w:val="0"/>
-          <w:i w:val="0"/>
+          <w:bCs w:val="0"/>
+          <w:i w:val="0"/>
+          <w:iCs w:val="0"/>
+          <w:smallCaps w:val="0"/>
+          <w:strike w:val="0"/>
+          <w:color w:val="000000"/>
+          <w:sz w:val="28"/>
+          <w:szCs w:val="28"/>
+          <w:u w:val="none"/>
+          <w:shd w:fill="auto" w:val="clear"/>
+          <w:vertAlign w:val="baseline"/>
+        </w:rPr>
+      </w:pPr>
+      <w:r>
+        <w:rPr>
+          <w:rFonts w:ascii="Times New Roman" w:cs="Times New Roman" w:eastAsia="Times New Roman" w:hAnsi="Times New Roman"/>
+          <w:b w:val="0"/>
+          <w:bCs w:val="0"/>
+          <w:i w:val="0"/>
+          <w:iCs w:val="0"/>
           <w:smallCaps w:val="0"/>
           <w:strike w:val="0"/>
           <w:color w:val="000000"/>
@@ -372,7 +397,7 @@
           <wp:inline distB="0" distT="0" distL="0" distR="0">
             <wp:extent cx="5760085" cy="2782570"/>
             <wp:effectExtent b="0" l="0" r="0" t="0"/>
-            <wp:docPr id="76" name="image1.png"/>
+            <wp:docPr id="79" name="image1.png"/>
             <a:graphic>
               <a:graphicData uri="http://schemas.openxmlformats.org/drawingml/2006/picture">
                 <pic:pic>
@@ -461,7 +486,7 @@
           <wp:inline distB="0" distT="0" distL="0" distR="0">
             <wp:extent cx="4429125" cy="2000250"/>
             <wp:effectExtent b="0" l="0" r="0" t="0"/>
-            <wp:docPr id="78" name="image3.png"/>
+            <wp:docPr id="81" name="image3.png"/>
             <a:graphic>
               <a:graphicData uri="http://schemas.openxmlformats.org/drawingml/2006/picture">
                 <pic:pic>
@@ -562,22 +587,26 @@
         <w:rPr>
           <w:rFonts w:ascii="Times New Roman" w:cs="Times New Roman" w:eastAsia="Times New Roman" w:hAnsi="Times New Roman"/>
           <w:b w:val="0"/>
-          <w:i w:val="0"/>
-          <w:smallCaps w:val="0"/>
-          <w:strike w:val="0"/>
-          <w:color w:val="000000"/>
-          <w:sz w:val="28"/>
-          <w:szCs w:val="28"/>
-          <w:u w:val="none"/>
-          <w:shd w:fill="auto" w:val="clear"/>
-          <w:vertAlign w:val="baseline"/>
-        </w:rPr>
-      </w:pPr>
-      <w:r>
-        <w:rPr>
-          <w:rFonts w:ascii="Times New Roman" w:cs="Times New Roman" w:eastAsia="Times New Roman" w:hAnsi="Times New Roman"/>
-          <w:b w:val="0"/>
-          <w:i w:val="0"/>
+          <w:bCs w:val="0"/>
+          <w:i w:val="0"/>
+          <w:iCs w:val="0"/>
+          <w:smallCaps w:val="0"/>
+          <w:strike w:val="0"/>
+          <w:color w:val="000000"/>
+          <w:sz w:val="28"/>
+          <w:szCs w:val="28"/>
+          <w:u w:val="none"/>
+          <w:shd w:fill="auto" w:val="clear"/>
+          <w:vertAlign w:val="baseline"/>
+        </w:rPr>
+      </w:pPr>
+      <w:r>
+        <w:rPr>
+          <w:rFonts w:ascii="Times New Roman" w:cs="Times New Roman" w:eastAsia="Times New Roman" w:hAnsi="Times New Roman"/>
+          <w:b w:val="0"/>
+          <w:bCs w:val="0"/>
+          <w:i w:val="0"/>
+          <w:iCs w:val="0"/>
           <w:smallCaps w:val="0"/>
           <w:strike w:val="0"/>
           <w:color w:val="000000"/>
@@ -607,7 +636,7 @@
           <wp:inline distB="0" distT="0" distL="0" distR="0">
             <wp:extent cx="5760085" cy="2534285"/>
             <wp:effectExtent b="0" l="0" r="0" t="0"/>
-            <wp:docPr id="77" name="image2.png"/>
+            <wp:docPr id="80" name="image2.png"/>
             <a:graphic>
               <a:graphicData uri="http://schemas.openxmlformats.org/drawingml/2006/picture">
                 <pic:pic>
@@ -667,7 +696,7 @@
       <w:pPr>
         <w:numPr>
           <w:ilvl w:val="0"/>
-          <w:numId w:val="8"/>
+          <w:numId w:val="5"/>
         </w:numPr>
         <w:spacing w:after="0" w:line="360" w:lineRule="auto"/>
         <w:ind w:left="720" w:hanging="360"/>
@@ -698,7 +727,7 @@
       <w:pPr>
         <w:numPr>
           <w:ilvl w:val="0"/>
-          <w:numId w:val="8"/>
+          <w:numId w:val="5"/>
         </w:numPr>
         <w:spacing w:after="0" w:line="360" w:lineRule="auto"/>
         <w:ind w:left="720" w:hanging="360"/>
@@ -727,7 +756,7 @@
         <w:widowControl w:val="1"/>
         <w:numPr>
           <w:ilvl w:val="1"/>
-          <w:numId w:val="6"/>
+          <w:numId w:val="3"/>
         </w:numPr>
         <w:pBdr>
           <w:top w:space="0" w:sz="0" w:val="nil"/>
@@ -743,22 +772,26 @@
         <w:rPr>
           <w:rFonts w:ascii="Times New Roman" w:cs="Times New Roman" w:eastAsia="Times New Roman" w:hAnsi="Times New Roman"/>
           <w:b w:val="0"/>
-          <w:i w:val="0"/>
-          <w:smallCaps w:val="0"/>
-          <w:strike w:val="0"/>
-          <w:color w:val="000000"/>
-          <w:sz w:val="28"/>
-          <w:szCs w:val="28"/>
-          <w:u w:val="none"/>
-          <w:shd w:fill="auto" w:val="clear"/>
-          <w:vertAlign w:val="baseline"/>
-        </w:rPr>
-      </w:pPr>
-      <w:r>
-        <w:rPr>
-          <w:rFonts w:ascii="Times New Roman" w:cs="Times New Roman" w:eastAsia="Times New Roman" w:hAnsi="Times New Roman"/>
-          <w:b w:val="0"/>
-          <w:i w:val="0"/>
+          <w:bCs w:val="0"/>
+          <w:i w:val="0"/>
+          <w:iCs w:val="0"/>
+          <w:smallCaps w:val="0"/>
+          <w:strike w:val="0"/>
+          <w:color w:val="000000"/>
+          <w:sz w:val="28"/>
+          <w:szCs w:val="28"/>
+          <w:u w:val="none"/>
+          <w:shd w:fill="auto" w:val="clear"/>
+          <w:vertAlign w:val="baseline"/>
+        </w:rPr>
+      </w:pPr>
+      <w:r>
+        <w:rPr>
+          <w:rFonts w:ascii="Times New Roman" w:cs="Times New Roman" w:eastAsia="Times New Roman" w:hAnsi="Times New Roman"/>
+          <w:b w:val="0"/>
+          <w:bCs w:val="0"/>
+          <w:i w:val="0"/>
+          <w:iCs w:val="0"/>
           <w:smallCaps w:val="0"/>
           <w:strike w:val="0"/>
           <w:color w:val="000000"/>
@@ -780,7 +813,7 @@
         <w:widowControl w:val="1"/>
         <w:numPr>
           <w:ilvl w:val="1"/>
-          <w:numId w:val="6"/>
+          <w:numId w:val="3"/>
         </w:numPr>
         <w:pBdr>
           <w:top w:space="0" w:sz="0" w:val="nil"/>
@@ -796,22 +829,26 @@
         <w:rPr>
           <w:rFonts w:ascii="Times New Roman" w:cs="Times New Roman" w:eastAsia="Times New Roman" w:hAnsi="Times New Roman"/>
           <w:b w:val="0"/>
-          <w:i w:val="0"/>
-          <w:smallCaps w:val="0"/>
-          <w:strike w:val="0"/>
-          <w:color w:val="000000"/>
-          <w:sz w:val="28"/>
-          <w:szCs w:val="28"/>
-          <w:u w:val="none"/>
-          <w:shd w:fill="auto" w:val="clear"/>
-          <w:vertAlign w:val="baseline"/>
-        </w:rPr>
-      </w:pPr>
-      <w:r>
-        <w:rPr>
-          <w:rFonts w:ascii="Times New Roman" w:cs="Times New Roman" w:eastAsia="Times New Roman" w:hAnsi="Times New Roman"/>
-          <w:b w:val="0"/>
-          <w:i w:val="0"/>
+          <w:bCs w:val="0"/>
+          <w:i w:val="0"/>
+          <w:iCs w:val="0"/>
+          <w:smallCaps w:val="0"/>
+          <w:strike w:val="0"/>
+          <w:color w:val="000000"/>
+          <w:sz w:val="28"/>
+          <w:szCs w:val="28"/>
+          <w:u w:val="none"/>
+          <w:shd w:fill="auto" w:val="clear"/>
+          <w:vertAlign w:val="baseline"/>
+        </w:rPr>
+      </w:pPr>
+      <w:r>
+        <w:rPr>
+          <w:rFonts w:ascii="Times New Roman" w:cs="Times New Roman" w:eastAsia="Times New Roman" w:hAnsi="Times New Roman"/>
+          <w:b w:val="0"/>
+          <w:bCs w:val="0"/>
+          <w:i w:val="0"/>
+          <w:iCs w:val="0"/>
           <w:smallCaps w:val="0"/>
           <w:strike w:val="0"/>
           <w:color w:val="000000"/>
@@ -833,7 +870,7 @@
         <w:widowControl w:val="1"/>
         <w:numPr>
           <w:ilvl w:val="1"/>
-          <w:numId w:val="6"/>
+          <w:numId w:val="3"/>
         </w:numPr>
         <w:pBdr>
           <w:top w:space="0" w:sz="0" w:val="nil"/>
@@ -849,22 +886,26 @@
         <w:rPr>
           <w:rFonts w:ascii="Times New Roman" w:cs="Times New Roman" w:eastAsia="Times New Roman" w:hAnsi="Times New Roman"/>
           <w:b w:val="0"/>
-          <w:i w:val="0"/>
-          <w:smallCaps w:val="0"/>
-          <w:strike w:val="0"/>
-          <w:color w:val="000000"/>
-          <w:sz w:val="28"/>
-          <w:szCs w:val="28"/>
-          <w:u w:val="none"/>
-          <w:shd w:fill="auto" w:val="clear"/>
-          <w:vertAlign w:val="baseline"/>
-        </w:rPr>
-      </w:pPr>
-      <w:r>
-        <w:rPr>
-          <w:rFonts w:ascii="Times New Roman" w:cs="Times New Roman" w:eastAsia="Times New Roman" w:hAnsi="Times New Roman"/>
-          <w:b w:val="0"/>
-          <w:i w:val="0"/>
+          <w:bCs w:val="0"/>
+          <w:i w:val="0"/>
+          <w:iCs w:val="0"/>
+          <w:smallCaps w:val="0"/>
+          <w:strike w:val="0"/>
+          <w:color w:val="000000"/>
+          <w:sz w:val="28"/>
+          <w:szCs w:val="28"/>
+          <w:u w:val="none"/>
+          <w:shd w:fill="auto" w:val="clear"/>
+          <w:vertAlign w:val="baseline"/>
+        </w:rPr>
+      </w:pPr>
+      <w:r>
+        <w:rPr>
+          <w:rFonts w:ascii="Times New Roman" w:cs="Times New Roman" w:eastAsia="Times New Roman" w:hAnsi="Times New Roman"/>
+          <w:b w:val="0"/>
+          <w:bCs w:val="0"/>
+          <w:i w:val="0"/>
+          <w:iCs w:val="0"/>
           <w:smallCaps w:val="0"/>
           <w:strike w:val="0"/>
           <w:color w:val="000000"/>
@@ -886,7 +927,7 @@
         <w:widowControl w:val="1"/>
         <w:numPr>
           <w:ilvl w:val="1"/>
-          <w:numId w:val="6"/>
+          <w:numId w:val="3"/>
         </w:numPr>
         <w:pBdr>
           <w:top w:space="0" w:sz="0" w:val="nil"/>
@@ -902,22 +943,26 @@
         <w:rPr>
           <w:rFonts w:ascii="Times New Roman" w:cs="Times New Roman" w:eastAsia="Times New Roman" w:hAnsi="Times New Roman"/>
           <w:b w:val="0"/>
-          <w:i w:val="0"/>
-          <w:smallCaps w:val="0"/>
-          <w:strike w:val="0"/>
-          <w:color w:val="000000"/>
-          <w:sz w:val="28"/>
-          <w:szCs w:val="28"/>
-          <w:u w:val="none"/>
-          <w:shd w:fill="auto" w:val="clear"/>
-          <w:vertAlign w:val="baseline"/>
-        </w:rPr>
-      </w:pPr>
-      <w:r>
-        <w:rPr>
-          <w:rFonts w:ascii="Times New Roman" w:cs="Times New Roman" w:eastAsia="Times New Roman" w:hAnsi="Times New Roman"/>
-          <w:b w:val="0"/>
-          <w:i w:val="0"/>
+          <w:bCs w:val="0"/>
+          <w:i w:val="0"/>
+          <w:iCs w:val="0"/>
+          <w:smallCaps w:val="0"/>
+          <w:strike w:val="0"/>
+          <w:color w:val="000000"/>
+          <w:sz w:val="28"/>
+          <w:szCs w:val="28"/>
+          <w:u w:val="none"/>
+          <w:shd w:fill="auto" w:val="clear"/>
+          <w:vertAlign w:val="baseline"/>
+        </w:rPr>
+      </w:pPr>
+      <w:r>
+        <w:rPr>
+          <w:rFonts w:ascii="Times New Roman" w:cs="Times New Roman" w:eastAsia="Times New Roman" w:hAnsi="Times New Roman"/>
+          <w:b w:val="0"/>
+          <w:bCs w:val="0"/>
+          <w:i w:val="0"/>
+          <w:iCs w:val="0"/>
           <w:smallCaps w:val="0"/>
           <w:strike w:val="0"/>
           <w:color w:val="000000"/>
@@ -939,7 +984,7 @@
         <w:widowControl w:val="1"/>
         <w:numPr>
           <w:ilvl w:val="2"/>
-          <w:numId w:val="6"/>
+          <w:numId w:val="3"/>
         </w:numPr>
         <w:pBdr>
           <w:top w:space="0" w:sz="0" w:val="nil"/>
@@ -955,22 +1000,26 @@
         <w:rPr>
           <w:rFonts w:ascii="Times New Roman" w:cs="Times New Roman" w:eastAsia="Times New Roman" w:hAnsi="Times New Roman"/>
           <w:b w:val="0"/>
-          <w:i w:val="0"/>
-          <w:smallCaps w:val="0"/>
-          <w:strike w:val="0"/>
-          <w:color w:val="000000"/>
-          <w:sz w:val="28"/>
-          <w:szCs w:val="28"/>
-          <w:u w:val="none"/>
-          <w:shd w:fill="auto" w:val="clear"/>
-          <w:vertAlign w:val="baseline"/>
-        </w:rPr>
-      </w:pPr>
-      <w:r>
-        <w:rPr>
-          <w:rFonts w:ascii="Times New Roman" w:cs="Times New Roman" w:eastAsia="Times New Roman" w:hAnsi="Times New Roman"/>
-          <w:b w:val="0"/>
-          <w:i w:val="0"/>
+          <w:bCs w:val="0"/>
+          <w:i w:val="0"/>
+          <w:iCs w:val="0"/>
+          <w:smallCaps w:val="0"/>
+          <w:strike w:val="0"/>
+          <w:color w:val="000000"/>
+          <w:sz w:val="28"/>
+          <w:szCs w:val="28"/>
+          <w:u w:val="none"/>
+          <w:shd w:fill="auto" w:val="clear"/>
+          <w:vertAlign w:val="baseline"/>
+        </w:rPr>
+      </w:pPr>
+      <w:r>
+        <w:rPr>
+          <w:rFonts w:ascii="Times New Roman" w:cs="Times New Roman" w:eastAsia="Times New Roman" w:hAnsi="Times New Roman"/>
+          <w:b w:val="0"/>
+          <w:bCs w:val="0"/>
+          <w:i w:val="0"/>
+          <w:iCs w:val="0"/>
           <w:smallCaps w:val="0"/>
           <w:strike w:val="0"/>
           <w:color w:val="000000"/>
@@ -992,7 +1041,7 @@
         <w:widowControl w:val="1"/>
         <w:numPr>
           <w:ilvl w:val="2"/>
-          <w:numId w:val="6"/>
+          <w:numId w:val="3"/>
         </w:numPr>
         <w:pBdr>
           <w:top w:space="0" w:sz="0" w:val="nil"/>
@@ -1008,22 +1057,26 @@
         <w:rPr>
           <w:rFonts w:ascii="Times New Roman" w:cs="Times New Roman" w:eastAsia="Times New Roman" w:hAnsi="Times New Roman"/>
           <w:b w:val="0"/>
-          <w:i w:val="0"/>
-          <w:smallCaps w:val="0"/>
-          <w:strike w:val="0"/>
-          <w:color w:val="000000"/>
-          <w:sz w:val="28"/>
-          <w:szCs w:val="28"/>
-          <w:u w:val="none"/>
-          <w:shd w:fill="auto" w:val="clear"/>
-          <w:vertAlign w:val="baseline"/>
-        </w:rPr>
-      </w:pPr>
-      <w:r>
-        <w:rPr>
-          <w:rFonts w:ascii="Times New Roman" w:cs="Times New Roman" w:eastAsia="Times New Roman" w:hAnsi="Times New Roman"/>
-          <w:b w:val="0"/>
-          <w:i w:val="0"/>
+          <w:bCs w:val="0"/>
+          <w:i w:val="0"/>
+          <w:iCs w:val="0"/>
+          <w:smallCaps w:val="0"/>
+          <w:strike w:val="0"/>
+          <w:color w:val="000000"/>
+          <w:sz w:val="28"/>
+          <w:szCs w:val="28"/>
+          <w:u w:val="none"/>
+          <w:shd w:fill="auto" w:val="clear"/>
+          <w:vertAlign w:val="baseline"/>
+        </w:rPr>
+      </w:pPr>
+      <w:r>
+        <w:rPr>
+          <w:rFonts w:ascii="Times New Roman" w:cs="Times New Roman" w:eastAsia="Times New Roman" w:hAnsi="Times New Roman"/>
+          <w:b w:val="0"/>
+          <w:bCs w:val="0"/>
+          <w:i w:val="0"/>
+          <w:iCs w:val="0"/>
           <w:smallCaps w:val="0"/>
           <w:strike w:val="0"/>
           <w:color w:val="000000"/>
@@ -1045,7 +1098,7 @@
         <w:widowControl w:val="1"/>
         <w:numPr>
           <w:ilvl w:val="2"/>
-          <w:numId w:val="6"/>
+          <w:numId w:val="3"/>
         </w:numPr>
         <w:pBdr>
           <w:top w:space="0" w:sz="0" w:val="nil"/>
@@ -1061,22 +1114,26 @@
         <w:rPr>
           <w:rFonts w:ascii="Times New Roman" w:cs="Times New Roman" w:eastAsia="Times New Roman" w:hAnsi="Times New Roman"/>
           <w:b w:val="0"/>
-          <w:i w:val="0"/>
-          <w:smallCaps w:val="0"/>
-          <w:strike w:val="0"/>
-          <w:color w:val="000000"/>
-          <w:sz w:val="28"/>
-          <w:szCs w:val="28"/>
-          <w:u w:val="none"/>
-          <w:shd w:fill="auto" w:val="clear"/>
-          <w:vertAlign w:val="baseline"/>
-        </w:rPr>
-      </w:pPr>
-      <w:r>
-        <w:rPr>
-          <w:rFonts w:ascii="Times New Roman" w:cs="Times New Roman" w:eastAsia="Times New Roman" w:hAnsi="Times New Roman"/>
-          <w:b w:val="0"/>
-          <w:i w:val="0"/>
+          <w:bCs w:val="0"/>
+          <w:i w:val="0"/>
+          <w:iCs w:val="0"/>
+          <w:smallCaps w:val="0"/>
+          <w:strike w:val="0"/>
+          <w:color w:val="000000"/>
+          <w:sz w:val="28"/>
+          <w:szCs w:val="28"/>
+          <w:u w:val="none"/>
+          <w:shd w:fill="auto" w:val="clear"/>
+          <w:vertAlign w:val="baseline"/>
+        </w:rPr>
+      </w:pPr>
+      <w:r>
+        <w:rPr>
+          <w:rFonts w:ascii="Times New Roman" w:cs="Times New Roman" w:eastAsia="Times New Roman" w:hAnsi="Times New Roman"/>
+          <w:b w:val="0"/>
+          <w:bCs w:val="0"/>
+          <w:i w:val="0"/>
+          <w:iCs w:val="0"/>
           <w:smallCaps w:val="0"/>
           <w:strike w:val="0"/>
           <w:color w:val="000000"/>
@@ -1098,7 +1155,7 @@
         <w:widowControl w:val="1"/>
         <w:numPr>
           <w:ilvl w:val="2"/>
-          <w:numId w:val="6"/>
+          <w:numId w:val="3"/>
         </w:numPr>
         <w:pBdr>
           <w:top w:space="0" w:sz="0" w:val="nil"/>
@@ -1114,22 +1171,26 @@
         <w:rPr>
           <w:rFonts w:ascii="Times New Roman" w:cs="Times New Roman" w:eastAsia="Times New Roman" w:hAnsi="Times New Roman"/>
           <w:b w:val="0"/>
-          <w:i w:val="0"/>
-          <w:smallCaps w:val="0"/>
-          <w:strike w:val="0"/>
-          <w:color w:val="000000"/>
-          <w:sz w:val="28"/>
-          <w:szCs w:val="28"/>
-          <w:u w:val="none"/>
-          <w:shd w:fill="auto" w:val="clear"/>
-          <w:vertAlign w:val="baseline"/>
-        </w:rPr>
-      </w:pPr>
-      <w:r>
-        <w:rPr>
-          <w:rFonts w:ascii="Times New Roman" w:cs="Times New Roman" w:eastAsia="Times New Roman" w:hAnsi="Times New Roman"/>
-          <w:b w:val="0"/>
-          <w:i w:val="0"/>
+          <w:bCs w:val="0"/>
+          <w:i w:val="0"/>
+          <w:iCs w:val="0"/>
+          <w:smallCaps w:val="0"/>
+          <w:strike w:val="0"/>
+          <w:color w:val="000000"/>
+          <w:sz w:val="28"/>
+          <w:szCs w:val="28"/>
+          <w:u w:val="none"/>
+          <w:shd w:fill="auto" w:val="clear"/>
+          <w:vertAlign w:val="baseline"/>
+        </w:rPr>
+      </w:pPr>
+      <w:r>
+        <w:rPr>
+          <w:rFonts w:ascii="Times New Roman" w:cs="Times New Roman" w:eastAsia="Times New Roman" w:hAnsi="Times New Roman"/>
+          <w:b w:val="0"/>
+          <w:bCs w:val="0"/>
+          <w:i w:val="0"/>
+          <w:iCs w:val="0"/>
           <w:smallCaps w:val="0"/>
           <w:strike w:val="0"/>
           <w:color w:val="000000"/>
@@ -1151,7 +1212,7 @@
         <w:widowControl w:val="1"/>
         <w:numPr>
           <w:ilvl w:val="2"/>
-          <w:numId w:val="6"/>
+          <w:numId w:val="3"/>
         </w:numPr>
         <w:pBdr>
           <w:top w:space="0" w:sz="0" w:val="nil"/>
@@ -1167,22 +1228,26 @@
         <w:rPr>
           <w:rFonts w:ascii="Times New Roman" w:cs="Times New Roman" w:eastAsia="Times New Roman" w:hAnsi="Times New Roman"/>
           <w:b w:val="0"/>
-          <w:i w:val="0"/>
-          <w:smallCaps w:val="0"/>
-          <w:strike w:val="0"/>
-          <w:color w:val="000000"/>
-          <w:sz w:val="28"/>
-          <w:szCs w:val="28"/>
-          <w:u w:val="none"/>
-          <w:shd w:fill="auto" w:val="clear"/>
-          <w:vertAlign w:val="baseline"/>
-        </w:rPr>
-      </w:pPr>
-      <w:r>
-        <w:rPr>
-          <w:rFonts w:ascii="Times New Roman" w:cs="Times New Roman" w:eastAsia="Times New Roman" w:hAnsi="Times New Roman"/>
-          <w:b w:val="0"/>
-          <w:i w:val="0"/>
+          <w:bCs w:val="0"/>
+          <w:i w:val="0"/>
+          <w:iCs w:val="0"/>
+          <w:smallCaps w:val="0"/>
+          <w:strike w:val="0"/>
+          <w:color w:val="000000"/>
+          <w:sz w:val="28"/>
+          <w:szCs w:val="28"/>
+          <w:u w:val="none"/>
+          <w:shd w:fill="auto" w:val="clear"/>
+          <w:vertAlign w:val="baseline"/>
+        </w:rPr>
+      </w:pPr>
+      <w:r>
+        <w:rPr>
+          <w:rFonts w:ascii="Times New Roman" w:cs="Times New Roman" w:eastAsia="Times New Roman" w:hAnsi="Times New Roman"/>
+          <w:b w:val="0"/>
+          <w:bCs w:val="0"/>
+          <w:i w:val="0"/>
+          <w:iCs w:val="0"/>
           <w:smallCaps w:val="0"/>
           <w:strike w:val="0"/>
           <w:color w:val="000000"/>
@@ -1204,7 +1269,7 @@
         <w:widowControl w:val="1"/>
         <w:numPr>
           <w:ilvl w:val="2"/>
-          <w:numId w:val="6"/>
+          <w:numId w:val="3"/>
         </w:numPr>
         <w:pBdr>
           <w:top w:space="0" w:sz="0" w:val="nil"/>
@@ -1220,22 +1285,26 @@
         <w:rPr>
           <w:rFonts w:ascii="Times New Roman" w:cs="Times New Roman" w:eastAsia="Times New Roman" w:hAnsi="Times New Roman"/>
           <w:b w:val="0"/>
-          <w:i w:val="0"/>
-          <w:smallCaps w:val="0"/>
-          <w:strike w:val="0"/>
-          <w:color w:val="000000"/>
-          <w:sz w:val="28"/>
-          <w:szCs w:val="28"/>
-          <w:u w:val="none"/>
-          <w:shd w:fill="auto" w:val="clear"/>
-          <w:vertAlign w:val="baseline"/>
-        </w:rPr>
-      </w:pPr>
-      <w:r>
-        <w:rPr>
-          <w:rFonts w:ascii="Times New Roman" w:cs="Times New Roman" w:eastAsia="Times New Roman" w:hAnsi="Times New Roman"/>
-          <w:b w:val="0"/>
-          <w:i w:val="0"/>
+          <w:bCs w:val="0"/>
+          <w:i w:val="0"/>
+          <w:iCs w:val="0"/>
+          <w:smallCaps w:val="0"/>
+          <w:strike w:val="0"/>
+          <w:color w:val="000000"/>
+          <w:sz w:val="28"/>
+          <w:szCs w:val="28"/>
+          <w:u w:val="none"/>
+          <w:shd w:fill="auto" w:val="clear"/>
+          <w:vertAlign w:val="baseline"/>
+        </w:rPr>
+      </w:pPr>
+      <w:r>
+        <w:rPr>
+          <w:rFonts w:ascii="Times New Roman" w:cs="Times New Roman" w:eastAsia="Times New Roman" w:hAnsi="Times New Roman"/>
+          <w:b w:val="0"/>
+          <w:bCs w:val="0"/>
+          <w:i w:val="0"/>
+          <w:iCs w:val="0"/>
           <w:smallCaps w:val="0"/>
           <w:strike w:val="0"/>
           <w:color w:val="000000"/>
@@ -1268,271 +1337,34 @@
           <w:szCs w:val="28"/>
         </w:rPr>
       </w:pPr>
-      <w:bookmarkStart w:colFirst="0" w:colLast="0" w:name="_heading=h.30j0zll" w:id="1"/>
+      <w:bookmarkStart w:colFirst="0" w:colLast="0" w:name="_heading=h.rirqe96qlqzy" w:id="1"/>
       <w:bookmarkEnd w:id="1"/>
       <w:r>
         <w:rPr>
-          <w:rFonts w:ascii="Times New Roman" w:cs="Times New Roman" w:eastAsia="Times New Roman" w:hAnsi="Times New Roman"/>
-          <w:sz w:val="28"/>
-          <w:szCs w:val="28"/>
-          <w:rtl w:val="0"/>
-        </w:rPr>
-        <w:t xml:space="preserve">Лабораторная работа предусматривает программную реализацию. В качестве </w:t>
-      </w:r>
-      <w:r>
+          <w:rtl w:val="0"/>
+        </w:rPr>
+      </w:r>
+    </w:p>
+    <w:p>
+      <w:pPr>
         <w:rPr>
           <w:rFonts w:ascii="Times New Roman" w:cs="Times New Roman" w:eastAsia="Times New Roman" w:hAnsi="Times New Roman"/>
           <w:b w:val="1"/>
-          <w:sz w:val="28"/>
-          <w:szCs w:val="28"/>
-          <w:rtl w:val="0"/>
-        </w:rPr>
-        <w:t xml:space="preserve">альтернативного варианта </w:t>
-      </w:r>
-      <w:r>
-        <w:rPr>
-          <w:rFonts w:ascii="Times New Roman" w:cs="Times New Roman" w:eastAsia="Times New Roman" w:hAnsi="Times New Roman"/>
-          <w:sz w:val="28"/>
-          <w:szCs w:val="28"/>
-          <w:rtl w:val="0"/>
-        </w:rPr>
-        <w:t xml:space="preserve">можно рассмотреть любую другую асимметричную криптосистему. Требуются именно криптосистемы, которые содержат процессы генерации ключевой пары, шифрование и дешифрования,  алгоритмы согласования ключей, например алгоритм Диффи-Хэллмана, не подходят для реализации.</w:t>
-      </w:r>
-      <w:r>
-        <w:rPr>
-          <w:rFonts w:ascii="Times New Roman" w:cs="Times New Roman" w:eastAsia="Times New Roman" w:hAnsi="Times New Roman"/>
-          <w:sz w:val="28"/>
-          <w:szCs w:val="28"/>
-          <w:rtl w:val="0"/>
-        </w:rPr>
-        <w:t xml:space="preserve"> Для лабораторной работы достаточно реализовать одну асимметричную криптосистему в режиме шифрования или в режиме подписи. </w:t>
-      </w:r>
-    </w:p>
-    <w:p>
-      <w:pPr>
-        <w:jc w:val="both"/>
-        <w:rPr>
-          <w:rFonts w:ascii="Times New Roman" w:cs="Times New Roman" w:eastAsia="Times New Roman" w:hAnsi="Times New Roman"/>
-          <w:sz w:val="28"/>
-          <w:szCs w:val="28"/>
-        </w:rPr>
-      </w:pPr>
-      <w:bookmarkStart w:colFirst="0" w:colLast="0" w:name="_heading=h.h7azd28s2m49" w:id="2"/>
-      <w:bookmarkEnd w:id="2"/>
-      <w:r>
-        <w:rPr>
-          <w:rFonts w:ascii="Times New Roman" w:cs="Times New Roman" w:eastAsia="Times New Roman" w:hAnsi="Times New Roman"/>
-          <w:sz w:val="28"/>
-          <w:szCs w:val="28"/>
-          <w:rtl w:val="0"/>
-        </w:rPr>
-        <w:t xml:space="preserve">Основные процессы, которые необходимо реализовать в самом шифре:</w:t>
-      </w:r>
-    </w:p>
-    <w:p>
-      <w:pPr>
-        <w:numPr>
-          <w:ilvl w:val="0"/>
-          <w:numId w:val="2"/>
-        </w:numPr>
-        <w:spacing w:after="0" w:afterAutospacing="0"/>
-        <w:ind w:left="720" w:hanging="360"/>
-        <w:jc w:val="both"/>
-        <w:rPr>
-          <w:rFonts w:ascii="Times New Roman" w:cs="Times New Roman" w:eastAsia="Times New Roman" w:hAnsi="Times New Roman"/>
-          <w:sz w:val="28"/>
-          <w:szCs w:val="28"/>
-        </w:rPr>
-      </w:pPr>
-      <w:bookmarkStart w:colFirst="0" w:colLast="0" w:name="_heading=h.5hyrwbtwmmyl" w:id="3"/>
-      <w:bookmarkEnd w:id="3"/>
-      <w:r>
-        <w:rPr>
-          <w:rFonts w:ascii="Times New Roman" w:cs="Times New Roman" w:eastAsia="Times New Roman" w:hAnsi="Times New Roman"/>
-          <w:sz w:val="28"/>
-          <w:szCs w:val="28"/>
-          <w:rtl w:val="0"/>
-        </w:rPr>
-        <w:t xml:space="preserve">процесс шифрования;</w:t>
-      </w:r>
-    </w:p>
-    <w:p>
-      <w:pPr>
-        <w:numPr>
-          <w:ilvl w:val="0"/>
-          <w:numId w:val="2"/>
-        </w:numPr>
-        <w:spacing w:after="0" w:afterAutospacing="0"/>
-        <w:ind w:left="720" w:hanging="360"/>
-        <w:jc w:val="both"/>
-        <w:rPr>
-          <w:rFonts w:ascii="Times New Roman" w:cs="Times New Roman" w:eastAsia="Times New Roman" w:hAnsi="Times New Roman"/>
-          <w:sz w:val="28"/>
-          <w:szCs w:val="28"/>
-        </w:rPr>
-      </w:pPr>
-      <w:bookmarkStart w:colFirst="0" w:colLast="0" w:name="_heading=h.fi3osurwpi9k" w:id="4"/>
-      <w:bookmarkEnd w:id="4"/>
-      <w:r>
-        <w:rPr>
-          <w:rFonts w:ascii="Times New Roman" w:cs="Times New Roman" w:eastAsia="Times New Roman" w:hAnsi="Times New Roman"/>
-          <w:sz w:val="28"/>
-          <w:szCs w:val="28"/>
-          <w:rtl w:val="0"/>
-        </w:rPr>
-        <w:t xml:space="preserve">процесс дешифрования;</w:t>
-      </w:r>
-    </w:p>
-    <w:p>
-      <w:pPr>
-        <w:numPr>
-          <w:ilvl w:val="0"/>
-          <w:numId w:val="2"/>
-        </w:numPr>
-        <w:ind w:left="720" w:hanging="360"/>
-        <w:jc w:val="both"/>
-        <w:rPr>
-          <w:rFonts w:ascii="Times New Roman" w:cs="Times New Roman" w:eastAsia="Times New Roman" w:hAnsi="Times New Roman"/>
-          <w:sz w:val="28"/>
-          <w:szCs w:val="28"/>
-        </w:rPr>
-      </w:pPr>
-      <w:bookmarkStart w:colFirst="0" w:colLast="0" w:name="_heading=h.z6q4078qv2oc" w:id="5"/>
-      <w:bookmarkEnd w:id="5"/>
-      <w:r>
-        <w:rPr>
-          <w:rFonts w:ascii="Times New Roman" w:cs="Times New Roman" w:eastAsia="Times New Roman" w:hAnsi="Times New Roman"/>
-          <w:sz w:val="28"/>
-          <w:szCs w:val="28"/>
-          <w:rtl w:val="0"/>
-        </w:rPr>
-        <w:t xml:space="preserve">процесс генерации ключевой пары (генерация открытого и закрытого ключа).</w:t>
-      </w:r>
-    </w:p>
-    <w:p>
-      <w:pPr>
-        <w:ind w:left="0" w:firstLine="0"/>
-        <w:jc w:val="both"/>
-        <w:rPr>
-          <w:rFonts w:ascii="Times New Roman" w:cs="Times New Roman" w:eastAsia="Times New Roman" w:hAnsi="Times New Roman"/>
-          <w:sz w:val="28"/>
-          <w:szCs w:val="28"/>
-        </w:rPr>
-      </w:pPr>
-      <w:bookmarkStart w:colFirst="0" w:colLast="0" w:name="_heading=h.8ggyl6hbx15n" w:id="6"/>
-      <w:bookmarkEnd w:id="6"/>
-      <w:r>
-        <w:rPr>
-          <w:rFonts w:ascii="Times New Roman" w:cs="Times New Roman" w:eastAsia="Times New Roman" w:hAnsi="Times New Roman"/>
-          <w:sz w:val="28"/>
-          <w:szCs w:val="28"/>
-          <w:rtl w:val="0"/>
-        </w:rPr>
-        <w:t xml:space="preserve">Если реализуется подпись, то основные процессы, которые необходимо реализовать в самом алгоритме:</w:t>
-      </w:r>
-    </w:p>
-    <w:p>
-      <w:pPr>
-        <w:numPr>
-          <w:ilvl w:val="0"/>
-          <w:numId w:val="9"/>
-        </w:numPr>
-        <w:spacing w:after="0" w:afterAutospacing="0"/>
-        <w:ind w:left="720" w:hanging="360"/>
-        <w:jc w:val="both"/>
-        <w:rPr>
-          <w:rFonts w:ascii="Times New Roman" w:cs="Times New Roman" w:eastAsia="Times New Roman" w:hAnsi="Times New Roman"/>
-          <w:sz w:val="28"/>
-          <w:szCs w:val="28"/>
-          <w:u w:val="none"/>
-        </w:rPr>
-      </w:pPr>
-      <w:bookmarkStart w:colFirst="0" w:colLast="0" w:name="_heading=h.yv7766de571q" w:id="7"/>
-      <w:bookmarkEnd w:id="7"/>
-      <w:r>
-        <w:rPr>
-          <w:rFonts w:ascii="Times New Roman" w:cs="Times New Roman" w:eastAsia="Times New Roman" w:hAnsi="Times New Roman"/>
-          <w:sz w:val="28"/>
-          <w:szCs w:val="28"/>
-          <w:rtl w:val="0"/>
-        </w:rPr>
-        <w:t xml:space="preserve">процесс генерации ключевой пары;</w:t>
-      </w:r>
-    </w:p>
-    <w:p>
-      <w:pPr>
-        <w:numPr>
-          <w:ilvl w:val="0"/>
-          <w:numId w:val="9"/>
-        </w:numPr>
-        <w:spacing w:after="0" w:afterAutospacing="0"/>
-        <w:ind w:left="720" w:hanging="360"/>
-        <w:jc w:val="both"/>
-        <w:rPr>
-          <w:rFonts w:ascii="Times New Roman" w:cs="Times New Roman" w:eastAsia="Times New Roman" w:hAnsi="Times New Roman"/>
-          <w:sz w:val="28"/>
-          <w:szCs w:val="28"/>
-          <w:u w:val="none"/>
-        </w:rPr>
-      </w:pPr>
-      <w:bookmarkStart w:colFirst="0" w:colLast="0" w:name="_heading=h.d6gmg0noyvu4" w:id="8"/>
-      <w:bookmarkEnd w:id="8"/>
-      <w:r>
-        <w:rPr>
-          <w:rFonts w:ascii="Times New Roman" w:cs="Times New Roman" w:eastAsia="Times New Roman" w:hAnsi="Times New Roman"/>
-          <w:sz w:val="28"/>
-          <w:szCs w:val="28"/>
-          <w:rtl w:val="0"/>
-        </w:rPr>
-        <w:t xml:space="preserve">процесс подписи;</w:t>
-      </w:r>
-    </w:p>
-    <w:p>
-      <w:pPr>
-        <w:numPr>
-          <w:ilvl w:val="0"/>
-          <w:numId w:val="9"/>
-        </w:numPr>
-        <w:ind w:left="720" w:hanging="360"/>
-        <w:jc w:val="both"/>
-        <w:rPr>
-          <w:rFonts w:ascii="Times New Roman" w:cs="Times New Roman" w:eastAsia="Times New Roman" w:hAnsi="Times New Roman"/>
-          <w:sz w:val="28"/>
-          <w:szCs w:val="28"/>
-          <w:u w:val="none"/>
-        </w:rPr>
-      </w:pPr>
-      <w:bookmarkStart w:colFirst="0" w:colLast="0" w:name="_heading=h.a5avfxulryum" w:id="9"/>
-      <w:bookmarkEnd w:id="9"/>
-      <w:r>
-        <w:rPr>
-          <w:rFonts w:ascii="Times New Roman" w:cs="Times New Roman" w:eastAsia="Times New Roman" w:hAnsi="Times New Roman"/>
-          <w:sz w:val="28"/>
-          <w:szCs w:val="28"/>
-          <w:rtl w:val="0"/>
-        </w:rPr>
-        <w:t xml:space="preserve">процесс проверки подписи</w:t>
-      </w:r>
-    </w:p>
-    <w:p>
-      <w:pPr>
-        <w:jc w:val="both"/>
-        <w:rPr>
-          <w:rFonts w:ascii="Times New Roman" w:cs="Times New Roman" w:eastAsia="Times New Roman" w:hAnsi="Times New Roman"/>
-          <w:sz w:val="28"/>
-          <w:szCs w:val="28"/>
-        </w:rPr>
-      </w:pPr>
-      <w:bookmarkStart w:colFirst="0" w:colLast="0" w:name="_heading=h.o80tyjfpi5sk" w:id="10"/>
-      <w:bookmarkEnd w:id="10"/>
-      <w:r>
-        <w:rPr>
-          <w:rFonts w:ascii="Times New Roman" w:cs="Times New Roman" w:eastAsia="Times New Roman" w:hAnsi="Times New Roman"/>
-          <w:sz w:val="28"/>
-          <w:szCs w:val="28"/>
-          <w:rtl w:val="0"/>
-        </w:rPr>
-        <w:t xml:space="preserve">Примеры асимметричных шифров, которые могут быть выбраны для реализации:</w:t>
+          <w:bCs w:val="1"/>
+          <w:sz w:val="28"/>
+          <w:szCs w:val="28"/>
+        </w:rPr>
+      </w:pPr>
+      <w:r>
+        <w:rPr>
+          <w:rFonts w:ascii="Times New Roman" w:cs="Times New Roman" w:eastAsia="Times New Roman" w:hAnsi="Times New Roman"/>
+          <w:b w:val="1"/>
+          <w:bCs w:val="1"/>
+          <w:sz w:val="28"/>
+          <w:szCs w:val="28"/>
+          <w:rtl w:val="0"/>
+        </w:rPr>
+        <w:t xml:space="preserve">Вопросы к защите</w:t>
       </w:r>
     </w:p>
     <w:p>
@@ -1541,25 +1373,22 @@
           <w:ilvl w:val="0"/>
           <w:numId w:val="4"/>
         </w:numPr>
-        <w:spacing w:after="0" w:afterAutospacing="0"/>
+        <w:spacing w:after="0" w:lineRule="auto"/>
         <w:ind w:left="720" w:hanging="360"/>
-        <w:jc w:val="both"/>
-        <w:rPr>
-          <w:rFonts w:ascii="Times New Roman" w:cs="Times New Roman" w:eastAsia="Times New Roman" w:hAnsi="Times New Roman"/>
-          <w:sz w:val="28"/>
-          <w:szCs w:val="28"/>
-        </w:rPr>
-      </w:pPr>
-      <w:bookmarkStart w:colFirst="0" w:colLast="0" w:name="_heading=h.ej24n2kfoucz" w:id="11"/>
-      <w:bookmarkEnd w:id="11"/>
-      <w:r>
-        <w:rPr>
-          <w:rFonts w:ascii="Times New Roman" w:cs="Times New Roman" w:eastAsia="Times New Roman" w:hAnsi="Times New Roman"/>
-          <w:sz w:val="28"/>
-          <w:szCs w:val="28"/>
-          <w:rtl w:val="0"/>
-        </w:rPr>
-        <w:t xml:space="preserve">RSA (криптосистема RSA должна быть модифицирована согласно пункту 6 лабораторной, т.е. нужно реализовать не менее 3 модификаций)</w:t>
+        <w:rPr>
+          <w:rFonts w:ascii="Times New Roman" w:cs="Times New Roman" w:eastAsia="Times New Roman" w:hAnsi="Times New Roman"/>
+          <w:sz w:val="28"/>
+          <w:szCs w:val="28"/>
+        </w:rPr>
+      </w:pPr>
+      <w:r>
+        <w:rPr>
+          <w:rFonts w:ascii="Times New Roman" w:cs="Times New Roman" w:eastAsia="Times New Roman" w:hAnsi="Times New Roman"/>
+          <w:sz w:val="28"/>
+          <w:szCs w:val="28"/>
+          <w:rtl w:val="0"/>
+        </w:rPr>
+        <w:t xml:space="preserve">Проблема распределения криптографических ключей</w:t>
       </w:r>
     </w:p>
     <w:p>
@@ -1568,26 +1397,28 @@
           <w:ilvl w:val="0"/>
           <w:numId w:val="4"/>
         </w:numPr>
-        <w:spacing w:after="0" w:afterAutospacing="0"/>
+        <w:spacing w:after="0" w:lineRule="auto"/>
         <w:ind w:left="720" w:hanging="360"/>
-        <w:jc w:val="both"/>
-        <w:rPr>
-          <w:rFonts w:ascii="Times New Roman" w:cs="Times New Roman" w:eastAsia="Times New Roman" w:hAnsi="Times New Roman"/>
-          <w:sz w:val="28"/>
-          <w:szCs w:val="28"/>
-          <w:u w:val="none"/>
-        </w:rPr>
-      </w:pPr>
-      <w:bookmarkStart w:colFirst="0" w:colLast="0" w:name="_heading=h.cyihexcv7qwf" w:id="12"/>
-      <w:bookmarkEnd w:id="12"/>
-      <w:r>
-        <w:rPr>
-          <w:rFonts w:ascii="Times New Roman" w:cs="Times New Roman" w:eastAsia="Times New Roman" w:hAnsi="Times New Roman"/>
-          <w:sz w:val="28"/>
-          <w:szCs w:val="28"/>
-          <w:rtl w:val="0"/>
-        </w:rPr>
-        <w:t xml:space="preserve">Эль-Гамаль</w:t>
+        <w:rPr>
+          <w:rFonts w:ascii="Times New Roman" w:cs="Times New Roman" w:eastAsia="Times New Roman" w:hAnsi="Times New Roman"/>
+          <w:sz w:val="28"/>
+          <w:szCs w:val="28"/>
+          <w:u w:val="none"/>
+        </w:rPr>
+      </w:pPr>
+      <w:r>
+        <w:rPr>
+          <w:rFonts w:ascii="Times New Roman" w:cs="Times New Roman" w:eastAsia="Times New Roman" w:hAnsi="Times New Roman"/>
+          <w:sz w:val="28"/>
+          <w:szCs w:val="28"/>
+          <w:rtl w:val="0"/>
+        </w:rPr>
+        <w:t xml:space="preserve">Цели протоколов (проверка активности, аутентификация сторон, распределения ключа, подтверждение ключа, проверка новизны ключа). С помощью каких механизмов достигаются данные цели.</w:t>
+      </w:r>
+      <w:r>
+        <w:rPr>
+          <w:rtl w:val="0"/>
+        </w:rPr>
       </w:r>
     </w:p>
     <w:p>
@@ -1596,200 +1427,35 @@
           <w:ilvl w:val="0"/>
           <w:numId w:val="4"/>
         </w:numPr>
+        <w:spacing w:after="0" w:lineRule="auto"/>
         <w:ind w:left="720" w:hanging="360"/>
-        <w:jc w:val="both"/>
-        <w:rPr>
-          <w:rFonts w:ascii="Times New Roman" w:cs="Times New Roman" w:eastAsia="Times New Roman" w:hAnsi="Times New Roman"/>
-          <w:sz w:val="28"/>
-          <w:szCs w:val="28"/>
-          <w:u w:val="none"/>
-        </w:rPr>
-      </w:pPr>
-      <w:bookmarkStart w:colFirst="0" w:colLast="0" w:name="_heading=h.6op2owlo4wt1" w:id="13"/>
-      <w:bookmarkEnd w:id="13"/>
-      <w:r>
-        <w:rPr>
-          <w:rFonts w:ascii="Times New Roman" w:cs="Times New Roman" w:eastAsia="Times New Roman" w:hAnsi="Times New Roman"/>
-          <w:sz w:val="28"/>
-          <w:szCs w:val="28"/>
-          <w:rtl w:val="0"/>
-        </w:rPr>
-        <w:t xml:space="preserve">Рабина</w:t>
-      </w:r>
-    </w:p>
-    <w:p>
-      <w:pPr>
-        <w:jc w:val="both"/>
-        <w:rPr>
-          <w:rFonts w:ascii="Times New Roman" w:cs="Times New Roman" w:eastAsia="Times New Roman" w:hAnsi="Times New Roman"/>
-          <w:sz w:val="28"/>
-          <w:szCs w:val="28"/>
-        </w:rPr>
-      </w:pPr>
-      <w:bookmarkStart w:colFirst="0" w:colLast="0" w:name="_heading=h.vgze7mmo30k" w:id="14"/>
-      <w:bookmarkEnd w:id="14"/>
-      <w:r>
-        <w:rPr>
-          <w:rFonts w:ascii="Times New Roman" w:cs="Times New Roman" w:eastAsia="Times New Roman" w:hAnsi="Times New Roman"/>
-          <w:sz w:val="28"/>
-          <w:szCs w:val="28"/>
-          <w:rtl w:val="0"/>
-        </w:rPr>
-        <w:t xml:space="preserve">Также асимметричная криптосистема может быть реализована в виде цифровой подписи, в частности могут быть выбраны следующие алгоритмы для реализации:</w:t>
+        <w:rPr>
+          <w:rFonts w:ascii="Times New Roman" w:cs="Times New Roman" w:eastAsia="Times New Roman" w:hAnsi="Times New Roman"/>
+          <w:sz w:val="28"/>
+          <w:szCs w:val="28"/>
+          <w:u w:val="none"/>
+        </w:rPr>
+      </w:pPr>
+      <w:r>
+        <w:rPr>
+          <w:rFonts w:ascii="Times New Roman" w:cs="Times New Roman" w:eastAsia="Times New Roman" w:hAnsi="Times New Roman"/>
+          <w:sz w:val="28"/>
+          <w:szCs w:val="28"/>
+          <w:rtl w:val="0"/>
+        </w:rPr>
+        <w:t xml:space="preserve">Атаки на криптографические протоколы</w:t>
+      </w:r>
+      <w:r>
+        <w:rPr>
+          <w:rtl w:val="0"/>
+        </w:rPr>
       </w:r>
     </w:p>
     <w:p>
       <w:pPr>
         <w:numPr>
           <w:ilvl w:val="0"/>
-          <w:numId w:val="5"/>
-        </w:numPr>
-        <w:spacing w:after="0" w:afterAutospacing="0"/>
-        <w:ind w:left="720" w:hanging="360"/>
-        <w:jc w:val="both"/>
-        <w:rPr>
-          <w:rFonts w:ascii="Times New Roman" w:cs="Times New Roman" w:eastAsia="Times New Roman" w:hAnsi="Times New Roman"/>
-          <w:sz w:val="28"/>
-          <w:szCs w:val="28"/>
-          <w:u w:val="none"/>
-        </w:rPr>
-      </w:pPr>
-      <w:bookmarkStart w:colFirst="0" w:colLast="0" w:name="_heading=h.kegzrpya146v" w:id="15"/>
-      <w:bookmarkEnd w:id="15"/>
-      <w:r>
-        <w:rPr>
-          <w:rFonts w:ascii="Times New Roman" w:cs="Times New Roman" w:eastAsia="Times New Roman" w:hAnsi="Times New Roman"/>
-          <w:sz w:val="28"/>
-          <w:szCs w:val="28"/>
-          <w:rtl w:val="0"/>
-        </w:rPr>
-        <w:t xml:space="preserve">подпись RSA (подпись RSA должна быть модифицирована согласно пункту 6 лабораторной, т.е. нужно реализовать не менее 3 модификаций подписи)</w:t>
-      </w:r>
-    </w:p>
-    <w:p>
-      <w:pPr>
-        <w:numPr>
-          <w:ilvl w:val="0"/>
-          <w:numId w:val="5"/>
-        </w:numPr>
-        <w:spacing w:after="0" w:afterAutospacing="0"/>
-        <w:ind w:left="720" w:hanging="360"/>
-        <w:jc w:val="both"/>
-        <w:rPr>
-          <w:rFonts w:ascii="Times New Roman" w:cs="Times New Roman" w:eastAsia="Times New Roman" w:hAnsi="Times New Roman"/>
-          <w:sz w:val="28"/>
-          <w:szCs w:val="28"/>
-          <w:u w:val="none"/>
-        </w:rPr>
-      </w:pPr>
-      <w:bookmarkStart w:colFirst="0" w:colLast="0" w:name="_heading=h.9z90h7nhajv" w:id="16"/>
-      <w:bookmarkEnd w:id="16"/>
-      <w:r>
-        <w:rPr>
-          <w:rFonts w:ascii="Times New Roman" w:cs="Times New Roman" w:eastAsia="Times New Roman" w:hAnsi="Times New Roman"/>
-          <w:sz w:val="28"/>
-          <w:szCs w:val="28"/>
-          <w:rtl w:val="0"/>
-        </w:rPr>
-        <w:t xml:space="preserve">подпись Эль-Гамаль </w:t>
-      </w:r>
-    </w:p>
-    <w:p>
-      <w:pPr>
-        <w:numPr>
-          <w:ilvl w:val="0"/>
-          <w:numId w:val="5"/>
-        </w:numPr>
-        <w:spacing w:after="0" w:afterAutospacing="0"/>
-        <w:ind w:left="720" w:hanging="360"/>
-        <w:jc w:val="both"/>
-        <w:rPr>
-          <w:rFonts w:ascii="Times New Roman" w:cs="Times New Roman" w:eastAsia="Times New Roman" w:hAnsi="Times New Roman"/>
-          <w:sz w:val="28"/>
-          <w:szCs w:val="28"/>
-        </w:rPr>
-      </w:pPr>
-      <w:bookmarkStart w:colFirst="0" w:colLast="0" w:name="_heading=h.sm1thpealxq7" w:id="17"/>
-      <w:bookmarkEnd w:id="17"/>
-      <w:r>
-        <w:rPr>
-          <w:rFonts w:ascii="Times New Roman" w:cs="Times New Roman" w:eastAsia="Times New Roman" w:hAnsi="Times New Roman"/>
-          <w:sz w:val="28"/>
-          <w:szCs w:val="28"/>
-          <w:rtl w:val="0"/>
-        </w:rPr>
-        <w:t xml:space="preserve">ГОСТ 34.10</w:t>
-      </w:r>
-    </w:p>
-    <w:p>
-      <w:pPr>
-        <w:numPr>
-          <w:ilvl w:val="0"/>
-          <w:numId w:val="5"/>
-        </w:numPr>
-        <w:ind w:left="720" w:hanging="360"/>
-        <w:jc w:val="both"/>
-        <w:rPr>
-          <w:rFonts w:ascii="Times New Roman" w:cs="Times New Roman" w:eastAsia="Times New Roman" w:hAnsi="Times New Roman"/>
-          <w:sz w:val="28"/>
-          <w:szCs w:val="28"/>
-          <w:u w:val="none"/>
-        </w:rPr>
-      </w:pPr>
-      <w:bookmarkStart w:colFirst="0" w:colLast="0" w:name="_heading=h.kjq9qr2mb8xf" w:id="18"/>
-      <w:bookmarkEnd w:id="18"/>
-      <w:r>
-        <w:rPr>
-          <w:rFonts w:ascii="Times New Roman" w:cs="Times New Roman" w:eastAsia="Times New Roman" w:hAnsi="Times New Roman"/>
-          <w:sz w:val="28"/>
-          <w:szCs w:val="28"/>
-          <w:rtl w:val="0"/>
-        </w:rPr>
-        <w:t xml:space="preserve">DSA/ECDSA</w:t>
-      </w:r>
-    </w:p>
-    <w:p>
-      <w:pPr>
-        <w:jc w:val="both"/>
-        <w:rPr>
-          <w:rFonts w:ascii="Times New Roman" w:cs="Times New Roman" w:eastAsia="Times New Roman" w:hAnsi="Times New Roman"/>
-          <w:sz w:val="28"/>
-          <w:szCs w:val="28"/>
-        </w:rPr>
-      </w:pPr>
-      <w:bookmarkStart w:colFirst="0" w:colLast="0" w:name="_heading=h.rirqe96qlqzy" w:id="19"/>
-      <w:bookmarkEnd w:id="19"/>
-      <w:r>
-        <w:rPr>
-          <w:rtl w:val="0"/>
-        </w:rPr>
-      </w:r>
-    </w:p>
-    <w:p>
-      <w:pPr>
-        <w:rPr>
-          <w:rFonts w:ascii="Times New Roman" w:cs="Times New Roman" w:eastAsia="Times New Roman" w:hAnsi="Times New Roman"/>
-          <w:b w:val="1"/>
-          <w:sz w:val="28"/>
-          <w:szCs w:val="28"/>
-        </w:rPr>
-      </w:pPr>
-      <w:r>
-        <w:rPr>
-          <w:rFonts w:ascii="Times New Roman" w:cs="Times New Roman" w:eastAsia="Times New Roman" w:hAnsi="Times New Roman"/>
-          <w:b w:val="1"/>
-          <w:sz w:val="28"/>
-          <w:szCs w:val="28"/>
-          <w:rtl w:val="0"/>
-        </w:rPr>
-        <w:t xml:space="preserve">Вопросы к защите</w:t>
-      </w:r>
-    </w:p>
-    <w:p>
-      <w:pPr>
-        <w:numPr>
-          <w:ilvl w:val="0"/>
-          <w:numId w:val="7"/>
+          <w:numId w:val="4"/>
         </w:numPr>
         <w:spacing w:after="0" w:lineRule="auto"/>
         <w:ind w:left="720" w:hanging="360"/>
@@ -1797,23 +1463,29 @@
           <w:rFonts w:ascii="Times New Roman" w:cs="Times New Roman" w:eastAsia="Times New Roman" w:hAnsi="Times New Roman"/>
           <w:sz w:val="28"/>
           <w:szCs w:val="28"/>
-        </w:rPr>
-      </w:pPr>
-      <w:r>
-        <w:rPr>
-          <w:rFonts w:ascii="Times New Roman" w:cs="Times New Roman" w:eastAsia="Times New Roman" w:hAnsi="Times New Roman"/>
-          <w:sz w:val="28"/>
-          <w:szCs w:val="28"/>
-          <w:rtl w:val="0"/>
-        </w:rPr>
-        <w:t xml:space="preserve">Проблема распределения криптографических ключей</w:t>
+          <w:u w:val="none"/>
+        </w:rPr>
+      </w:pPr>
+      <w:r>
+        <w:rPr>
+          <w:rFonts w:ascii="Times New Roman" w:cs="Times New Roman" w:eastAsia="Times New Roman" w:hAnsi="Times New Roman"/>
+          <w:sz w:val="28"/>
+          <w:szCs w:val="28"/>
+          <w:rtl w:val="0"/>
+        </w:rPr>
+        <w:t xml:space="preserve">Примеры протоколов аутентификации, распределения/согласования ключей. Точное воспроизведение с указанием всех параметров не требуется, но необходимо уметь воспроизводить и выделять - механизмы обеспечения новизны ключа, правило согласования ключей, механизм транспортировки ключа, механизмы аутентификации сторон.</w:t>
+      </w:r>
+      <w:r>
+        <w:rPr>
+          <w:rtl w:val="0"/>
+        </w:rPr>
       </w:r>
     </w:p>
     <w:p>
       <w:pPr>
         <w:numPr>
           <w:ilvl w:val="0"/>
-          <w:numId w:val="7"/>
+          <w:numId w:val="4"/>
         </w:numPr>
         <w:spacing w:after="0" w:lineRule="auto"/>
         <w:ind w:left="720" w:hanging="360"/>
@@ -1831,7 +1503,7 @@
           <w:szCs w:val="28"/>
           <w:rtl w:val="0"/>
         </w:rPr>
-        <w:t xml:space="preserve">Цели протоколов (проверка активности, аутентификация сторон, распределения ключа, подтверждение ключа, проверка новизны ключа). С помощью каких механизмов достигаются данные цели.</w:t>
+        <w:t xml:space="preserve">Примеры односторонних функций. Сводимость проблем асимметричной криптографии</w:t>
       </w:r>
       <w:r>
         <w:rPr>
@@ -1843,7 +1515,7 @@
       <w:pPr>
         <w:numPr>
           <w:ilvl w:val="0"/>
-          <w:numId w:val="7"/>
+          <w:numId w:val="4"/>
         </w:numPr>
         <w:spacing w:after="0" w:lineRule="auto"/>
         <w:ind w:left="720" w:hanging="360"/>
@@ -1861,7 +1533,7 @@
           <w:szCs w:val="28"/>
           <w:rtl w:val="0"/>
         </w:rPr>
-        <w:t xml:space="preserve">Атаки на криптографические протоколы</w:t>
+        <w:t xml:space="preserve">Алгоритм согласования ключей Диффи-Хеллмана</w:t>
       </w:r>
       <w:r>
         <w:rPr>
@@ -1873,7 +1545,7 @@
       <w:pPr>
         <w:numPr>
           <w:ilvl w:val="0"/>
-          <w:numId w:val="7"/>
+          <w:numId w:val="4"/>
         </w:numPr>
         <w:spacing w:after="0" w:lineRule="auto"/>
         <w:ind w:left="720" w:hanging="360"/>
@@ -1891,7 +1563,7 @@
           <w:szCs w:val="28"/>
           <w:rtl w:val="0"/>
         </w:rPr>
-        <w:t xml:space="preserve">Примеры протоколов аутентификации, распределения/согласования ключей. Точное воспроизведение с указанием всех параметров не требуется, но необходимо уметь воспроизводить и выделять - механизмы обеспечения новизны ключа, правило согласования ключей, механизм транспортировки ключа, механизмы аутентификации сторон.</w:t>
+        <w:t xml:space="preserve">Криптосистемы RSA, Elgamal</w:t>
       </w:r>
       <w:r>
         <w:rPr>
@@ -1903,97 +1575,7 @@
       <w:pPr>
         <w:numPr>
           <w:ilvl w:val="0"/>
-          <w:numId w:val="7"/>
-        </w:numPr>
-        <w:spacing w:after="0" w:lineRule="auto"/>
-        <w:ind w:left="720" w:hanging="360"/>
-        <w:rPr>
-          <w:rFonts w:ascii="Times New Roman" w:cs="Times New Roman" w:eastAsia="Times New Roman" w:hAnsi="Times New Roman"/>
-          <w:sz w:val="28"/>
-          <w:szCs w:val="28"/>
-          <w:u w:val="none"/>
-        </w:rPr>
-      </w:pPr>
-      <w:r>
-        <w:rPr>
-          <w:rFonts w:ascii="Times New Roman" w:cs="Times New Roman" w:eastAsia="Times New Roman" w:hAnsi="Times New Roman"/>
-          <w:sz w:val="28"/>
-          <w:szCs w:val="28"/>
-          <w:rtl w:val="0"/>
-        </w:rPr>
-        <w:t xml:space="preserve">Примеры односторонних функций. Сводимость проблем асимметричной криптографии</w:t>
-      </w:r>
-      <w:r>
-        <w:rPr>
-          <w:rtl w:val="0"/>
-        </w:rPr>
-      </w:r>
-    </w:p>
-    <w:p>
-      <w:pPr>
-        <w:numPr>
-          <w:ilvl w:val="0"/>
-          <w:numId w:val="7"/>
-        </w:numPr>
-        <w:spacing w:after="0" w:lineRule="auto"/>
-        <w:ind w:left="720" w:hanging="360"/>
-        <w:rPr>
-          <w:rFonts w:ascii="Times New Roman" w:cs="Times New Roman" w:eastAsia="Times New Roman" w:hAnsi="Times New Roman"/>
-          <w:sz w:val="28"/>
-          <w:szCs w:val="28"/>
-          <w:u w:val="none"/>
-        </w:rPr>
-      </w:pPr>
-      <w:r>
-        <w:rPr>
-          <w:rFonts w:ascii="Times New Roman" w:cs="Times New Roman" w:eastAsia="Times New Roman" w:hAnsi="Times New Roman"/>
-          <w:sz w:val="28"/>
-          <w:szCs w:val="28"/>
-          <w:rtl w:val="0"/>
-        </w:rPr>
-        <w:t xml:space="preserve">Алгоритм согласования ключей Диффи-Хеллмана</w:t>
-      </w:r>
-      <w:r>
-        <w:rPr>
-          <w:rtl w:val="0"/>
-        </w:rPr>
-      </w:r>
-    </w:p>
-    <w:p>
-      <w:pPr>
-        <w:numPr>
-          <w:ilvl w:val="0"/>
-          <w:numId w:val="7"/>
-        </w:numPr>
-        <w:spacing w:after="0" w:lineRule="auto"/>
-        <w:ind w:left="720" w:hanging="360"/>
-        <w:rPr>
-          <w:rFonts w:ascii="Times New Roman" w:cs="Times New Roman" w:eastAsia="Times New Roman" w:hAnsi="Times New Roman"/>
-          <w:sz w:val="28"/>
-          <w:szCs w:val="28"/>
-          <w:u w:val="none"/>
-        </w:rPr>
-      </w:pPr>
-      <w:r>
-        <w:rPr>
-          <w:rFonts w:ascii="Times New Roman" w:cs="Times New Roman" w:eastAsia="Times New Roman" w:hAnsi="Times New Roman"/>
-          <w:sz w:val="28"/>
-          <w:szCs w:val="28"/>
-          <w:rtl w:val="0"/>
-        </w:rPr>
-        <w:t xml:space="preserve">Криптосистемы RSA, Elgamal</w:t>
-      </w:r>
-      <w:r>
-        <w:rPr>
-          <w:rtl w:val="0"/>
-        </w:rPr>
-      </w:r>
-    </w:p>
-    <w:p>
-      <w:pPr>
-        <w:numPr>
-          <w:ilvl w:val="0"/>
-          <w:numId w:val="7"/>
+          <w:numId w:val="4"/>
         </w:numPr>
         <w:ind w:left="720" w:hanging="360"/>
         <w:rPr>
@@ -2139,8 +1721,210 @@
   <w:abstractNum w:abstractNumId="2">
     <w:lvl w:ilvl="0">
       <w:start w:val="1"/>
+      <w:numFmt w:val="decimal"/>
+      <w:lvlText w:val="%1."/>
+      <w:lvlJc w:val="left"/>
+      <w:pPr>
+        <w:ind w:left="720" w:hanging="360"/>
+      </w:pPr>
+      <w:rPr/>
+    </w:lvl>
+    <w:lvl w:ilvl="1">
+      <w:start w:val="1"/>
+      <w:numFmt w:val="lowerLetter"/>
+      <w:lvlText w:val="%2."/>
+      <w:lvlJc w:val="left"/>
+      <w:pPr>
+        <w:ind w:left="1440" w:hanging="360"/>
+      </w:pPr>
+      <w:rPr/>
+    </w:lvl>
+    <w:lvl w:ilvl="2">
+      <w:start w:val="1"/>
+      <w:numFmt w:val="lowerRoman"/>
+      <w:lvlText w:val="%3."/>
+      <w:lvlJc w:val="right"/>
+      <w:pPr>
+        <w:ind w:left="2160" w:hanging="180"/>
+      </w:pPr>
+      <w:rPr/>
+    </w:lvl>
+    <w:lvl w:ilvl="3">
+      <w:start w:val="1"/>
+      <w:numFmt w:val="decimal"/>
+      <w:lvlText w:val="%4."/>
+      <w:lvlJc w:val="left"/>
+      <w:pPr>
+        <w:ind w:left="2880" w:hanging="360"/>
+      </w:pPr>
+      <w:rPr/>
+    </w:lvl>
+    <w:lvl w:ilvl="4">
+      <w:start w:val="1"/>
+      <w:numFmt w:val="lowerLetter"/>
+      <w:lvlText w:val="%5."/>
+      <w:lvlJc w:val="left"/>
+      <w:pPr>
+        <w:ind w:left="3600" w:hanging="360"/>
+      </w:pPr>
+      <w:rPr/>
+    </w:lvl>
+    <w:lvl w:ilvl="5">
+      <w:start w:val="1"/>
+      <w:numFmt w:val="lowerRoman"/>
+      <w:lvlText w:val="%6."/>
+      <w:lvlJc w:val="right"/>
+      <w:pPr>
+        <w:ind w:left="4320" w:hanging="180"/>
+      </w:pPr>
+      <w:rPr/>
+    </w:lvl>
+    <w:lvl w:ilvl="6">
+      <w:start w:val="1"/>
+      <w:numFmt w:val="decimal"/>
+      <w:lvlText w:val="%7."/>
+      <w:lvlJc w:val="left"/>
+      <w:pPr>
+        <w:ind w:left="5040" w:hanging="360"/>
+      </w:pPr>
+      <w:rPr/>
+    </w:lvl>
+    <w:lvl w:ilvl="7">
+      <w:start w:val="1"/>
+      <w:numFmt w:val="lowerLetter"/>
+      <w:lvlText w:val="%8."/>
+      <w:lvlJc w:val="left"/>
+      <w:pPr>
+        <w:ind w:left="5760" w:hanging="360"/>
+      </w:pPr>
+      <w:rPr/>
+    </w:lvl>
+    <w:lvl w:ilvl="8">
+      <w:start w:val="1"/>
+      <w:numFmt w:val="lowerRoman"/>
+      <w:lvlText w:val="%9."/>
+      <w:lvlJc w:val="right"/>
+      <w:pPr>
+        <w:ind w:left="6480" w:hanging="180"/>
+      </w:pPr>
+      <w:rPr/>
+    </w:lvl>
+  </w:abstractNum>
+  <w:abstractNum w:abstractNumId="3">
+    <w:lvl w:ilvl="0">
+      <w:start w:val="1"/>
       <w:numFmt w:val="bullet"/>
-      <w:lvlText w:val="-"/>
+      <w:lvlText w:val="●"/>
+      <w:lvlJc w:val="left"/>
+      <w:pPr>
+        <w:ind w:left="720" w:hanging="360"/>
+      </w:pPr>
+      <w:rPr>
+        <w:rFonts w:ascii="Noto Sans Symbols" w:cs="Noto Sans Symbols" w:eastAsia="Noto Sans Symbols" w:hAnsi="Noto Sans Symbols"/>
+      </w:rPr>
+    </w:lvl>
+    <w:lvl w:ilvl="1">
+      <w:start w:val="1"/>
+      <w:numFmt w:val="bullet"/>
+      <w:lvlText w:val="●"/>
+      <w:lvlJc w:val="left"/>
+      <w:pPr>
+        <w:ind w:left="1440" w:hanging="360"/>
+      </w:pPr>
+      <w:rPr>
+        <w:rFonts w:ascii="Noto Sans Symbols" w:cs="Noto Sans Symbols" w:eastAsia="Noto Sans Symbols" w:hAnsi="Noto Sans Symbols"/>
+      </w:rPr>
+    </w:lvl>
+    <w:lvl w:ilvl="2">
+      <w:start w:val="1"/>
+      <w:numFmt w:val="bullet"/>
+      <w:lvlText w:val="▪"/>
+      <w:lvlJc w:val="left"/>
+      <w:pPr>
+        <w:ind w:left="2160" w:hanging="360"/>
+      </w:pPr>
+      <w:rPr>
+        <w:rFonts w:ascii="Noto Sans Symbols" w:cs="Noto Sans Symbols" w:eastAsia="Noto Sans Symbols" w:hAnsi="Noto Sans Symbols"/>
+      </w:rPr>
+    </w:lvl>
+    <w:lvl w:ilvl="3">
+      <w:start w:val="1"/>
+      <w:numFmt w:val="bullet"/>
+      <w:lvlText w:val="●"/>
+      <w:lvlJc w:val="left"/>
+      <w:pPr>
+        <w:ind w:left="2880" w:hanging="360"/>
+      </w:pPr>
+      <w:rPr>
+        <w:rFonts w:ascii="Noto Sans Symbols" w:cs="Noto Sans Symbols" w:eastAsia="Noto Sans Symbols" w:hAnsi="Noto Sans Symbols"/>
+      </w:rPr>
+    </w:lvl>
+    <w:lvl w:ilvl="4">
+      <w:start w:val="1"/>
+      <w:numFmt w:val="bullet"/>
+      <w:lvlText w:val="o"/>
+      <w:lvlJc w:val="left"/>
+      <w:pPr>
+        <w:ind w:left="3600" w:hanging="360"/>
+      </w:pPr>
+      <w:rPr>
+        <w:rFonts w:ascii="Courier New" w:cs="Courier New" w:eastAsia="Courier New" w:hAnsi="Courier New"/>
+      </w:rPr>
+    </w:lvl>
+    <w:lvl w:ilvl="5">
+      <w:start w:val="1"/>
+      <w:numFmt w:val="bullet"/>
+      <w:lvlText w:val="▪"/>
+      <w:lvlJc w:val="left"/>
+      <w:pPr>
+        <w:ind w:left="4320" w:hanging="360"/>
+      </w:pPr>
+      <w:rPr>
+        <w:rFonts w:ascii="Noto Sans Symbols" w:cs="Noto Sans Symbols" w:eastAsia="Noto Sans Symbols" w:hAnsi="Noto Sans Symbols"/>
+      </w:rPr>
+    </w:lvl>
+    <w:lvl w:ilvl="6">
+      <w:start w:val="1"/>
+      <w:numFmt w:val="bullet"/>
+      <w:lvlText w:val="●"/>
+      <w:lvlJc w:val="left"/>
+      <w:pPr>
+        <w:ind w:left="5040" w:hanging="360"/>
+      </w:pPr>
+      <w:rPr>
+        <w:rFonts w:ascii="Noto Sans Symbols" w:cs="Noto Sans Symbols" w:eastAsia="Noto Sans Symbols" w:hAnsi="Noto Sans Symbols"/>
+      </w:rPr>
+    </w:lvl>
+    <w:lvl w:ilvl="7">
+      <w:start w:val="1"/>
+      <w:numFmt w:val="bullet"/>
+      <w:lvlText w:val="o"/>
+      <w:lvlJc w:val="left"/>
+      <w:pPr>
+        <w:ind w:left="5760" w:hanging="360"/>
+      </w:pPr>
+      <w:rPr>
+        <w:rFonts w:ascii="Courier New" w:cs="Courier New" w:eastAsia="Courier New" w:hAnsi="Courier New"/>
+      </w:rPr>
+    </w:lvl>
+    <w:lvl w:ilvl="8">
+      <w:start w:val="1"/>
+      <w:numFmt w:val="bullet"/>
+      <w:lvlText w:val="▪"/>
+      <w:lvlJc w:val="left"/>
+      <w:pPr>
+        <w:ind w:left="6480" w:hanging="360"/>
+      </w:pPr>
+      <w:rPr>
+        <w:rFonts w:ascii="Noto Sans Symbols" w:cs="Noto Sans Symbols" w:eastAsia="Noto Sans Symbols" w:hAnsi="Noto Sans Symbols"/>
+      </w:rPr>
+    </w:lvl>
+  </w:abstractNum>
+  <w:abstractNum w:abstractNumId="4">
+    <w:lvl w:ilvl="0">
+      <w:start w:val="1"/>
+      <w:numFmt w:val="decimal"/>
+      <w:lvlText w:val="%1."/>
       <w:lvlJc w:val="left"/>
       <w:pPr>
         <w:ind w:left="720" w:hanging="360"/>
@@ -2151,8 +1935,8 @@
     </w:lvl>
     <w:lvl w:ilvl="1">
       <w:start w:val="1"/>
-      <w:numFmt w:val="bullet"/>
-      <w:lvlText w:val="-"/>
+      <w:numFmt w:val="lowerLetter"/>
+      <w:lvlText w:val="%2."/>
       <w:lvlJc w:val="left"/>
       <w:pPr>
         <w:ind w:left="1440" w:hanging="360"/>
@@ -2163,9 +1947,9 @@
     </w:lvl>
     <w:lvl w:ilvl="2">
       <w:start w:val="1"/>
-      <w:numFmt w:val="bullet"/>
-      <w:lvlText w:val="-"/>
-      <w:lvlJc w:val="left"/>
+      <w:numFmt w:val="lowerRoman"/>
+      <w:lvlText w:val="%3."/>
+      <w:lvlJc w:val="right"/>
       <w:pPr>
         <w:ind w:left="2160" w:hanging="360"/>
       </w:pPr>
@@ -2175,8 +1959,8 @@
     </w:lvl>
     <w:lvl w:ilvl="3">
       <w:start w:val="1"/>
-      <w:numFmt w:val="bullet"/>
-      <w:lvlText w:val="-"/>
+      <w:numFmt w:val="decimal"/>
+      <w:lvlText w:val="%4."/>
       <w:lvlJc w:val="left"/>
       <w:pPr>
         <w:ind w:left="2880" w:hanging="360"/>
@@ -2187,8 +1971,8 @@
     </w:lvl>
     <w:lvl w:ilvl="4">
       <w:start w:val="1"/>
-      <w:numFmt w:val="bullet"/>
-      <w:lvlText w:val="-"/>
+      <w:numFmt w:val="lowerLetter"/>
+      <w:lvlText w:val="%5."/>
       <w:lvlJc w:val="left"/>
       <w:pPr>
         <w:ind w:left="3600" w:hanging="360"/>
@@ -2199,9 +1983,9 @@
     </w:lvl>
     <w:lvl w:ilvl="5">
       <w:start w:val="1"/>
-      <w:numFmt w:val="bullet"/>
-      <w:lvlText w:val="-"/>
-      <w:lvlJc w:val="left"/>
+      <w:numFmt w:val="lowerRoman"/>
+      <w:lvlText w:val="%6."/>
+      <w:lvlJc w:val="right"/>
       <w:pPr>
         <w:ind w:left="4320" w:hanging="360"/>
       </w:pPr>
@@ -2211,8 +1995,8 @@
     </w:lvl>
     <w:lvl w:ilvl="6">
       <w:start w:val="1"/>
-      <w:numFmt w:val="bullet"/>
-      <w:lvlText w:val="-"/>
+      <w:numFmt w:val="decimal"/>
+      <w:lvlText w:val="%7."/>
       <w:lvlJc w:val="left"/>
       <w:pPr>
         <w:ind w:left="5040" w:hanging="360"/>
@@ -2223,8 +2007,8 @@
     </w:lvl>
     <w:lvl w:ilvl="7">
       <w:start w:val="1"/>
-      <w:numFmt w:val="bullet"/>
-      <w:lvlText w:val="-"/>
+      <w:numFmt w:val="lowerLetter"/>
+      <w:lvlText w:val="%8."/>
       <w:lvlJc w:val="left"/>
       <w:pPr>
         <w:ind w:left="5760" w:hanging="360"/>
@@ -2235,9 +2019,9 @@
     </w:lvl>
     <w:lvl w:ilvl="8">
       <w:start w:val="1"/>
-      <w:numFmt w:val="bullet"/>
-      <w:lvlText w:val="-"/>
-      <w:lvlJc w:val="left"/>
+      <w:numFmt w:val="lowerRoman"/>
+      <w:lvlText w:val="%9."/>
+      <w:lvlJc w:val="right"/>
       <w:pPr>
         <w:ind w:left="6480" w:hanging="360"/>
       </w:pPr>
@@ -2246,539 +2030,7 @@
       </w:rPr>
     </w:lvl>
   </w:abstractNum>
-  <w:abstractNum w:abstractNumId="3">
-    <w:lvl w:ilvl="0">
-      <w:start w:val="1"/>
-      <w:numFmt w:val="decimal"/>
-      <w:lvlText w:val="%1."/>
-      <w:lvlJc w:val="left"/>
-      <w:pPr>
-        <w:ind w:left="720" w:hanging="360"/>
-      </w:pPr>
-      <w:rPr/>
-    </w:lvl>
-    <w:lvl w:ilvl="1">
-      <w:start w:val="1"/>
-      <w:numFmt w:val="lowerLetter"/>
-      <w:lvlText w:val="%2."/>
-      <w:lvlJc w:val="left"/>
-      <w:pPr>
-        <w:ind w:left="1440" w:hanging="360"/>
-      </w:pPr>
-      <w:rPr/>
-    </w:lvl>
-    <w:lvl w:ilvl="2">
-      <w:start w:val="1"/>
-      <w:numFmt w:val="lowerRoman"/>
-      <w:lvlText w:val="%3."/>
-      <w:lvlJc w:val="right"/>
-      <w:pPr>
-        <w:ind w:left="2160" w:hanging="180"/>
-      </w:pPr>
-      <w:rPr/>
-    </w:lvl>
-    <w:lvl w:ilvl="3">
-      <w:start w:val="1"/>
-      <w:numFmt w:val="decimal"/>
-      <w:lvlText w:val="%4."/>
-      <w:lvlJc w:val="left"/>
-      <w:pPr>
-        <w:ind w:left="2880" w:hanging="360"/>
-      </w:pPr>
-      <w:rPr/>
-    </w:lvl>
-    <w:lvl w:ilvl="4">
-      <w:start w:val="1"/>
-      <w:numFmt w:val="lowerLetter"/>
-      <w:lvlText w:val="%5."/>
-      <w:lvlJc w:val="left"/>
-      <w:pPr>
-        <w:ind w:left="3600" w:hanging="360"/>
-      </w:pPr>
-      <w:rPr/>
-    </w:lvl>
-    <w:lvl w:ilvl="5">
-      <w:start w:val="1"/>
-      <w:numFmt w:val="lowerRoman"/>
-      <w:lvlText w:val="%6."/>
-      <w:lvlJc w:val="right"/>
-      <w:pPr>
-        <w:ind w:left="4320" w:hanging="180"/>
-      </w:pPr>
-      <w:rPr/>
-    </w:lvl>
-    <w:lvl w:ilvl="6">
-      <w:start w:val="1"/>
-      <w:numFmt w:val="decimal"/>
-      <w:lvlText w:val="%7."/>
-      <w:lvlJc w:val="left"/>
-      <w:pPr>
-        <w:ind w:left="5040" w:hanging="360"/>
-      </w:pPr>
-      <w:rPr/>
-    </w:lvl>
-    <w:lvl w:ilvl="7">
-      <w:start w:val="1"/>
-      <w:numFmt w:val="lowerLetter"/>
-      <w:lvlText w:val="%8."/>
-      <w:lvlJc w:val="left"/>
-      <w:pPr>
-        <w:ind w:left="5760" w:hanging="360"/>
-      </w:pPr>
-      <w:rPr/>
-    </w:lvl>
-    <w:lvl w:ilvl="8">
-      <w:start w:val="1"/>
-      <w:numFmt w:val="lowerRoman"/>
-      <w:lvlText w:val="%9."/>
-      <w:lvlJc w:val="right"/>
-      <w:pPr>
-        <w:ind w:left="6480" w:hanging="180"/>
-      </w:pPr>
-      <w:rPr/>
-    </w:lvl>
-  </w:abstractNum>
-  <w:abstractNum w:abstractNumId="4">
-    <w:lvl w:ilvl="0">
-      <w:start w:val="1"/>
-      <w:numFmt w:val="bullet"/>
-      <w:lvlText w:val="-"/>
-      <w:lvlJc w:val="left"/>
-      <w:pPr>
-        <w:ind w:left="720" w:hanging="360"/>
-      </w:pPr>
-      <w:rPr>
-        <w:u w:val="none"/>
-      </w:rPr>
-    </w:lvl>
-    <w:lvl w:ilvl="1">
-      <w:start w:val="1"/>
-      <w:numFmt w:val="bullet"/>
-      <w:lvlText w:val="-"/>
-      <w:lvlJc w:val="left"/>
-      <w:pPr>
-        <w:ind w:left="1440" w:hanging="360"/>
-      </w:pPr>
-      <w:rPr>
-        <w:u w:val="none"/>
-      </w:rPr>
-    </w:lvl>
-    <w:lvl w:ilvl="2">
-      <w:start w:val="1"/>
-      <w:numFmt w:val="bullet"/>
-      <w:lvlText w:val="-"/>
-      <w:lvlJc w:val="left"/>
-      <w:pPr>
-        <w:ind w:left="2160" w:hanging="360"/>
-      </w:pPr>
-      <w:rPr>
-        <w:u w:val="none"/>
-      </w:rPr>
-    </w:lvl>
-    <w:lvl w:ilvl="3">
-      <w:start w:val="1"/>
-      <w:numFmt w:val="bullet"/>
-      <w:lvlText w:val="-"/>
-      <w:lvlJc w:val="left"/>
-      <w:pPr>
-        <w:ind w:left="2880" w:hanging="360"/>
-      </w:pPr>
-      <w:rPr>
-        <w:u w:val="none"/>
-      </w:rPr>
-    </w:lvl>
-    <w:lvl w:ilvl="4">
-      <w:start w:val="1"/>
-      <w:numFmt w:val="bullet"/>
-      <w:lvlText w:val="-"/>
-      <w:lvlJc w:val="left"/>
-      <w:pPr>
-        <w:ind w:left="3600" w:hanging="360"/>
-      </w:pPr>
-      <w:rPr>
-        <w:u w:val="none"/>
-      </w:rPr>
-    </w:lvl>
-    <w:lvl w:ilvl="5">
-      <w:start w:val="1"/>
-      <w:numFmt w:val="bullet"/>
-      <w:lvlText w:val="-"/>
-      <w:lvlJc w:val="left"/>
-      <w:pPr>
-        <w:ind w:left="4320" w:hanging="360"/>
-      </w:pPr>
-      <w:rPr>
-        <w:u w:val="none"/>
-      </w:rPr>
-    </w:lvl>
-    <w:lvl w:ilvl="6">
-      <w:start w:val="1"/>
-      <w:numFmt w:val="bullet"/>
-      <w:lvlText w:val="-"/>
-      <w:lvlJc w:val="left"/>
-      <w:pPr>
-        <w:ind w:left="5040" w:hanging="360"/>
-      </w:pPr>
-      <w:rPr>
-        <w:u w:val="none"/>
-      </w:rPr>
-    </w:lvl>
-    <w:lvl w:ilvl="7">
-      <w:start w:val="1"/>
-      <w:numFmt w:val="bullet"/>
-      <w:lvlText w:val="-"/>
-      <w:lvlJc w:val="left"/>
-      <w:pPr>
-        <w:ind w:left="5760" w:hanging="360"/>
-      </w:pPr>
-      <w:rPr>
-        <w:u w:val="none"/>
-      </w:rPr>
-    </w:lvl>
-    <w:lvl w:ilvl="8">
-      <w:start w:val="1"/>
-      <w:numFmt w:val="bullet"/>
-      <w:lvlText w:val="-"/>
-      <w:lvlJc w:val="left"/>
-      <w:pPr>
-        <w:ind w:left="6480" w:hanging="360"/>
-      </w:pPr>
-      <w:rPr>
-        <w:u w:val="none"/>
-      </w:rPr>
-    </w:lvl>
-  </w:abstractNum>
   <w:abstractNum w:abstractNumId="5">
-    <w:lvl w:ilvl="0">
-      <w:start w:val="1"/>
-      <w:numFmt w:val="bullet"/>
-      <w:lvlText w:val="-"/>
-      <w:lvlJc w:val="left"/>
-      <w:pPr>
-        <w:ind w:left="720" w:hanging="360"/>
-      </w:pPr>
-      <w:rPr>
-        <w:u w:val="none"/>
-      </w:rPr>
-    </w:lvl>
-    <w:lvl w:ilvl="1">
-      <w:start w:val="1"/>
-      <w:numFmt w:val="bullet"/>
-      <w:lvlText w:val="-"/>
-      <w:lvlJc w:val="left"/>
-      <w:pPr>
-        <w:ind w:left="1440" w:hanging="360"/>
-      </w:pPr>
-      <w:rPr>
-        <w:u w:val="none"/>
-      </w:rPr>
-    </w:lvl>
-    <w:lvl w:ilvl="2">
-      <w:start w:val="1"/>
-      <w:numFmt w:val="bullet"/>
-      <w:lvlText w:val="-"/>
-      <w:lvlJc w:val="left"/>
-      <w:pPr>
-        <w:ind w:left="2160" w:hanging="360"/>
-      </w:pPr>
-      <w:rPr>
-        <w:u w:val="none"/>
-      </w:rPr>
-    </w:lvl>
-    <w:lvl w:ilvl="3">
-      <w:start w:val="1"/>
-      <w:numFmt w:val="bullet"/>
-      <w:lvlText w:val="-"/>
-      <w:lvlJc w:val="left"/>
-      <w:pPr>
-        <w:ind w:left="2880" w:hanging="360"/>
-      </w:pPr>
-      <w:rPr>
-        <w:u w:val="none"/>
-      </w:rPr>
-    </w:lvl>
-    <w:lvl w:ilvl="4">
-      <w:start w:val="1"/>
-      <w:numFmt w:val="bullet"/>
-      <w:lvlText w:val="-"/>
-      <w:lvlJc w:val="left"/>
-      <w:pPr>
-        <w:ind w:left="3600" w:hanging="360"/>
-      </w:pPr>
-      <w:rPr>
-        <w:u w:val="none"/>
-      </w:rPr>
-    </w:lvl>
-    <w:lvl w:ilvl="5">
-      <w:start w:val="1"/>
-      <w:numFmt w:val="bullet"/>
-      <w:lvlText w:val="-"/>
-      <w:lvlJc w:val="left"/>
-      <w:pPr>
-        <w:ind w:left="4320" w:hanging="360"/>
-      </w:pPr>
-      <w:rPr>
-        <w:u w:val="none"/>
-      </w:rPr>
-    </w:lvl>
-    <w:lvl w:ilvl="6">
-      <w:start w:val="1"/>
-      <w:numFmt w:val="bullet"/>
-      <w:lvlText w:val="-"/>
-      <w:lvlJc w:val="left"/>
-      <w:pPr>
-        <w:ind w:left="5040" w:hanging="360"/>
-      </w:pPr>
-      <w:rPr>
-        <w:u w:val="none"/>
-      </w:rPr>
-    </w:lvl>
-    <w:lvl w:ilvl="7">
-      <w:start w:val="1"/>
-      <w:numFmt w:val="bullet"/>
-      <w:lvlText w:val="-"/>
-      <w:lvlJc w:val="left"/>
-      <w:pPr>
-        <w:ind w:left="5760" w:hanging="360"/>
-      </w:pPr>
-      <w:rPr>
-        <w:u w:val="none"/>
-      </w:rPr>
-    </w:lvl>
-    <w:lvl w:ilvl="8">
-      <w:start w:val="1"/>
-      <w:numFmt w:val="bullet"/>
-      <w:lvlText w:val="-"/>
-      <w:lvlJc w:val="left"/>
-      <w:pPr>
-        <w:ind w:left="6480" w:hanging="360"/>
-      </w:pPr>
-      <w:rPr>
-        <w:u w:val="none"/>
-      </w:rPr>
-    </w:lvl>
-  </w:abstractNum>
-  <w:abstractNum w:abstractNumId="6">
-    <w:lvl w:ilvl="0">
-      <w:start w:val="1"/>
-      <w:numFmt w:val="bullet"/>
-      <w:lvlText w:val="●"/>
-      <w:lvlJc w:val="left"/>
-      <w:pPr>
-        <w:ind w:left="720" w:hanging="360"/>
-      </w:pPr>
-      <w:rPr>
-        <w:rFonts w:ascii="Noto Sans Symbols" w:cs="Noto Sans Symbols" w:eastAsia="Noto Sans Symbols" w:hAnsi="Noto Sans Symbols"/>
-      </w:rPr>
-    </w:lvl>
-    <w:lvl w:ilvl="1">
-      <w:start w:val="1"/>
-      <w:numFmt w:val="bullet"/>
-      <w:lvlText w:val="●"/>
-      <w:lvlJc w:val="left"/>
-      <w:pPr>
-        <w:ind w:left="1440" w:hanging="360"/>
-      </w:pPr>
-      <w:rPr>
-        <w:rFonts w:ascii="Noto Sans Symbols" w:cs="Noto Sans Symbols" w:eastAsia="Noto Sans Symbols" w:hAnsi="Noto Sans Symbols"/>
-      </w:rPr>
-    </w:lvl>
-    <w:lvl w:ilvl="2">
-      <w:start w:val="1"/>
-      <w:numFmt w:val="bullet"/>
-      <w:lvlText w:val="▪"/>
-      <w:lvlJc w:val="left"/>
-      <w:pPr>
-        <w:ind w:left="2160" w:hanging="360"/>
-      </w:pPr>
-      <w:rPr>
-        <w:rFonts w:ascii="Noto Sans Symbols" w:cs="Noto Sans Symbols" w:eastAsia="Noto Sans Symbols" w:hAnsi="Noto Sans Symbols"/>
-      </w:rPr>
-    </w:lvl>
-    <w:lvl w:ilvl="3">
-      <w:start w:val="1"/>
-      <w:numFmt w:val="bullet"/>
-      <w:lvlText w:val="●"/>
-      <w:lvlJc w:val="left"/>
-      <w:pPr>
-        <w:ind w:left="2880" w:hanging="360"/>
-      </w:pPr>
-      <w:rPr>
-        <w:rFonts w:ascii="Noto Sans Symbols" w:cs="Noto Sans Symbols" w:eastAsia="Noto Sans Symbols" w:hAnsi="Noto Sans Symbols"/>
-      </w:rPr>
-    </w:lvl>
-    <w:lvl w:ilvl="4">
-      <w:start w:val="1"/>
-      <w:numFmt w:val="bullet"/>
-      <w:lvlText w:val="o"/>
-      <w:lvlJc w:val="left"/>
-      <w:pPr>
-        <w:ind w:left="3600" w:hanging="360"/>
-      </w:pPr>
-      <w:rPr>
-        <w:rFonts w:ascii="Courier New" w:cs="Courier New" w:eastAsia="Courier New" w:hAnsi="Courier New"/>
-      </w:rPr>
-    </w:lvl>
-    <w:lvl w:ilvl="5">
-      <w:start w:val="1"/>
-      <w:numFmt w:val="bullet"/>
-      <w:lvlText w:val="▪"/>
-      <w:lvlJc w:val="left"/>
-      <w:pPr>
-        <w:ind w:left="4320" w:hanging="360"/>
-      </w:pPr>
-      <w:rPr>
-        <w:rFonts w:ascii="Noto Sans Symbols" w:cs="Noto Sans Symbols" w:eastAsia="Noto Sans Symbols" w:hAnsi="Noto Sans Symbols"/>
-      </w:rPr>
-    </w:lvl>
-    <w:lvl w:ilvl="6">
-      <w:start w:val="1"/>
-      <w:numFmt w:val="bullet"/>
-      <w:lvlText w:val="●"/>
-      <w:lvlJc w:val="left"/>
-      <w:pPr>
-        <w:ind w:left="5040" w:hanging="360"/>
-      </w:pPr>
-      <w:rPr>
-        <w:rFonts w:ascii="Noto Sans Symbols" w:cs="Noto Sans Symbols" w:eastAsia="Noto Sans Symbols" w:hAnsi="Noto Sans Symbols"/>
-      </w:rPr>
-    </w:lvl>
-    <w:lvl w:ilvl="7">
-      <w:start w:val="1"/>
-      <w:numFmt w:val="bullet"/>
-      <w:lvlText w:val="o"/>
-      <w:lvlJc w:val="left"/>
-      <w:pPr>
-        <w:ind w:left="5760" w:hanging="360"/>
-      </w:pPr>
-      <w:rPr>
-        <w:rFonts w:ascii="Courier New" w:cs="Courier New" w:eastAsia="Courier New" w:hAnsi="Courier New"/>
-      </w:rPr>
-    </w:lvl>
-    <w:lvl w:ilvl="8">
-      <w:start w:val="1"/>
-      <w:numFmt w:val="bullet"/>
-      <w:lvlText w:val="▪"/>
-      <w:lvlJc w:val="left"/>
-      <w:pPr>
-        <w:ind w:left="6480" w:hanging="360"/>
-      </w:pPr>
-      <w:rPr>
-        <w:rFonts w:ascii="Noto Sans Symbols" w:cs="Noto Sans Symbols" w:eastAsia="Noto Sans Symbols" w:hAnsi="Noto Sans Symbols"/>
-      </w:rPr>
-    </w:lvl>
-  </w:abstractNum>
-  <w:abstractNum w:abstractNumId="7">
-    <w:lvl w:ilvl="0">
-      <w:start w:val="1"/>
-      <w:numFmt w:val="decimal"/>
-      <w:lvlText w:val="%1."/>
-      <w:lvlJc w:val="left"/>
-      <w:pPr>
-        <w:ind w:left="720" w:hanging="360"/>
-      </w:pPr>
-      <w:rPr>
-        <w:u w:val="none"/>
-      </w:rPr>
-    </w:lvl>
-    <w:lvl w:ilvl="1">
-      <w:start w:val="1"/>
-      <w:numFmt w:val="lowerLetter"/>
-      <w:lvlText w:val="%2."/>
-      <w:lvlJc w:val="left"/>
-      <w:pPr>
-        <w:ind w:left="1440" w:hanging="360"/>
-      </w:pPr>
-      <w:rPr>
-        <w:u w:val="none"/>
-      </w:rPr>
-    </w:lvl>
-    <w:lvl w:ilvl="2">
-      <w:start w:val="1"/>
-      <w:numFmt w:val="lowerRoman"/>
-      <w:lvlText w:val="%3."/>
-      <w:lvlJc w:val="right"/>
-      <w:pPr>
-        <w:ind w:left="2160" w:hanging="360"/>
-      </w:pPr>
-      <w:rPr>
-        <w:u w:val="none"/>
-      </w:rPr>
-    </w:lvl>
-    <w:lvl w:ilvl="3">
-      <w:start w:val="1"/>
-      <w:numFmt w:val="decimal"/>
-      <w:lvlText w:val="%4."/>
-      <w:lvlJc w:val="left"/>
-      <w:pPr>
-        <w:ind w:left="2880" w:hanging="360"/>
-      </w:pPr>
-      <w:rPr>
-        <w:u w:val="none"/>
-      </w:rPr>
-    </w:lvl>
-    <w:lvl w:ilvl="4">
-      <w:start w:val="1"/>
-      <w:numFmt w:val="lowerLetter"/>
-      <w:lvlText w:val="%5."/>
-      <w:lvlJc w:val="left"/>
-      <w:pPr>
-        <w:ind w:left="3600" w:hanging="360"/>
-      </w:pPr>
-      <w:rPr>
-        <w:u w:val="none"/>
-      </w:rPr>
-    </w:lvl>
-    <w:lvl w:ilvl="5">
-      <w:start w:val="1"/>
-      <w:numFmt w:val="lowerRoman"/>
-      <w:lvlText w:val="%6."/>
-      <w:lvlJc w:val="right"/>
-      <w:pPr>
-        <w:ind w:left="4320" w:hanging="360"/>
-      </w:pPr>
-      <w:rPr>
-        <w:u w:val="none"/>
-      </w:rPr>
-    </w:lvl>
-    <w:lvl w:ilvl="6">
-      <w:start w:val="1"/>
-      <w:numFmt w:val="decimal"/>
-      <w:lvlText w:val="%7."/>
-      <w:lvlJc w:val="left"/>
-      <w:pPr>
-        <w:ind w:left="5040" w:hanging="360"/>
-      </w:pPr>
-      <w:rPr>
-        <w:u w:val="none"/>
-      </w:rPr>
-    </w:lvl>
-    <w:lvl w:ilvl="7">
-      <w:start w:val="1"/>
-      <w:numFmt w:val="lowerLetter"/>
-      <w:lvlText w:val="%8."/>
-      <w:lvlJc w:val="left"/>
-      <w:pPr>
-        <w:ind w:left="5760" w:hanging="360"/>
-      </w:pPr>
-      <w:rPr>
-        <w:u w:val="none"/>
-      </w:rPr>
-    </w:lvl>
-    <w:lvl w:ilvl="8">
-      <w:start w:val="1"/>
-      <w:numFmt w:val="lowerRoman"/>
-      <w:lvlText w:val="%9."/>
-      <w:lvlJc w:val="right"/>
-      <w:pPr>
-        <w:ind w:left="6480" w:hanging="360"/>
-      </w:pPr>
-      <w:rPr>
-        <w:u w:val="none"/>
-      </w:rPr>
-    </w:lvl>
-  </w:abstractNum>
-  <w:abstractNum w:abstractNumId="8">
     <w:lvl w:ilvl="0">
       <w:start w:val="5"/>
       <w:numFmt w:val="decimal"/>
@@ -2868,116 +2120,6 @@
         <w:ind w:left="6480" w:hanging="180"/>
       </w:pPr>
       <w:rPr/>
-    </w:lvl>
-  </w:abstractNum>
-  <w:abstractNum w:abstractNumId="9">
-    <w:lvl w:ilvl="0">
-      <w:start w:val="1"/>
-      <w:numFmt w:val="bullet"/>
-      <w:lvlText w:val="-"/>
-      <w:lvlJc w:val="left"/>
-      <w:pPr>
-        <w:ind w:left="720" w:hanging="360"/>
-      </w:pPr>
-      <w:rPr>
-        <w:u w:val="none"/>
-      </w:rPr>
-    </w:lvl>
-    <w:lvl w:ilvl="1">
-      <w:start w:val="1"/>
-      <w:numFmt w:val="bullet"/>
-      <w:lvlText w:val="-"/>
-      <w:lvlJc w:val="left"/>
-      <w:pPr>
-        <w:ind w:left="1440" w:hanging="360"/>
-      </w:pPr>
-      <w:rPr>
-        <w:u w:val="none"/>
-      </w:rPr>
-    </w:lvl>
-    <w:lvl w:ilvl="2">
-      <w:start w:val="1"/>
-      <w:numFmt w:val="bullet"/>
-      <w:lvlText w:val="-"/>
-      <w:lvlJc w:val="left"/>
-      <w:pPr>
-        <w:ind w:left="2160" w:hanging="360"/>
-      </w:pPr>
-      <w:rPr>
-        <w:u w:val="none"/>
-      </w:rPr>
-    </w:lvl>
-    <w:lvl w:ilvl="3">
-      <w:start w:val="1"/>
-      <w:numFmt w:val="bullet"/>
-      <w:lvlText w:val="-"/>
-      <w:lvlJc w:val="left"/>
-      <w:pPr>
-        <w:ind w:left="2880" w:hanging="360"/>
-      </w:pPr>
-      <w:rPr>
-        <w:u w:val="none"/>
-      </w:rPr>
-    </w:lvl>
-    <w:lvl w:ilvl="4">
-      <w:start w:val="1"/>
-      <w:numFmt w:val="bullet"/>
-      <w:lvlText w:val="-"/>
-      <w:lvlJc w:val="left"/>
-      <w:pPr>
-        <w:ind w:left="3600" w:hanging="360"/>
-      </w:pPr>
-      <w:rPr>
-        <w:u w:val="none"/>
-      </w:rPr>
-    </w:lvl>
-    <w:lvl w:ilvl="5">
-      <w:start w:val="1"/>
-      <w:numFmt w:val="bullet"/>
-      <w:lvlText w:val="-"/>
-      <w:lvlJc w:val="left"/>
-      <w:pPr>
-        <w:ind w:left="4320" w:hanging="360"/>
-      </w:pPr>
-      <w:rPr>
-        <w:u w:val="none"/>
-      </w:rPr>
-    </w:lvl>
-    <w:lvl w:ilvl="6">
-      <w:start w:val="1"/>
-      <w:numFmt w:val="bullet"/>
-      <w:lvlText w:val="-"/>
-      <w:lvlJc w:val="left"/>
-      <w:pPr>
-        <w:ind w:left="5040" w:hanging="360"/>
-      </w:pPr>
-      <w:rPr>
-        <w:u w:val="none"/>
-      </w:rPr>
-    </w:lvl>
-    <w:lvl w:ilvl="7">
-      <w:start w:val="1"/>
-      <w:numFmt w:val="bullet"/>
-      <w:lvlText w:val="-"/>
-      <w:lvlJc w:val="left"/>
-      <w:pPr>
-        <w:ind w:left="5760" w:hanging="360"/>
-      </w:pPr>
-      <w:rPr>
-        <w:u w:val="none"/>
-      </w:rPr>
-    </w:lvl>
-    <w:lvl w:ilvl="8">
-      <w:start w:val="1"/>
-      <w:numFmt w:val="bullet"/>
-      <w:lvlText w:val="-"/>
-      <w:lvlJc w:val="left"/>
-      <w:pPr>
-        <w:ind w:left="6480" w:hanging="360"/>
-      </w:pPr>
-      <w:rPr>
-        <w:u w:val="none"/>
-      </w:rPr>
     </w:lvl>
   </w:abstractNum>
   <w:num w:numId="1">
@@ -2995,18 +2137,6 @@
   <w:num w:numId="5">
     <w:abstractNumId w:val="5"/>
   </w:num>
-  <w:num w:numId="6">
-    <w:abstractNumId w:val="6"/>
-  </w:num>
-  <w:num w:numId="7">
-    <w:abstractNumId w:val="7"/>
-  </w:num>
-  <w:num w:numId="8">
-    <w:abstractNumId w:val="8"/>
-  </w:num>
-  <w:num w:numId="9">
-    <w:abstractNumId w:val="9"/>
-  </w:num>
 </w:numbering>
 </file>
 
@@ -3018,7 +2148,7 @@
         <w:rFonts w:ascii="Calibri" w:cs="Calibri" w:eastAsia="Calibri" w:hAnsi="Calibri"/>
         <w:sz w:val="22"/>
         <w:szCs w:val="22"/>
-        <w:lang w:val="ru-RU"/>
+        <w:lang w:val="ru"/>
       </w:rPr>
     </w:rPrDefault>
     <w:pPrDefault>
@@ -3027,11 +2157,19 @@
       </w:pPr>
     </w:pPrDefault>
   </w:docDefaults>
+  <w:style w:type="table" w:styleId="TableNormal" w:default="1">
+    <w:name w:val="TableNormal"/>
+    <w:tblPr>
+      <w:tblCellMar>
+        <w:top w:w="100.0" w:type="dxa"/>
+        <w:left w:w="100.0" w:type="dxa"/>
+        <w:bottom w:w="100.0" w:type="dxa"/>
+        <w:right w:w="100.0" w:type="dxa"/>
+      </w:tblCellMar>
+    </w:tblPr>
+  </w:style>
   <w:style w:type="paragraph" w:styleId="Normal" w:default="1">
     <w:name w:val="normal"/>
-  </w:style>
-  <w:style w:type="table" w:styleId="TableNormal" w:default="1">
-    <w:name w:val="Table Normal"/>
   </w:style>
   <w:style w:type="paragraph" w:styleId="Heading1">
     <w:name w:val="heading 1"/>
@@ -3073,7 +2211,9 @@
     <w:rPr>
       <w:rFonts w:ascii="Calibri" w:cs="Calibri" w:eastAsia="Calibri" w:hAnsi="Calibri"/>
       <w:b w:val="1"/>
+      <w:bCs w:val="1"/>
       <w:i w:val="0"/>
+      <w:iCs w:val="0"/>
       <w:smallCaps w:val="0"/>
       <w:strike w:val="0"/>
       <w:color w:val="000000"/>
@@ -3108,7 +2248,9 @@
     <w:rPr>
       <w:rFonts w:ascii="Calibri" w:cs="Calibri" w:eastAsia="Calibri" w:hAnsi="Calibri"/>
       <w:b w:val="1"/>
+      <w:bCs w:val="1"/>
       <w:i w:val="0"/>
+      <w:iCs w:val="0"/>
       <w:smallCaps w:val="0"/>
       <w:strike w:val="0"/>
       <w:color w:val="000000"/>
@@ -3143,7 +2285,9 @@
     <w:rPr>
       <w:rFonts w:ascii="Calibri" w:cs="Calibri" w:eastAsia="Calibri" w:hAnsi="Calibri"/>
       <w:b w:val="1"/>
+      <w:bCs w:val="1"/>
       <w:i w:val="0"/>
+      <w:iCs w:val="0"/>
       <w:smallCaps w:val="0"/>
       <w:strike w:val="0"/>
       <w:color w:val="000000"/>
@@ -3178,7 +2322,9 @@
     <w:rPr>
       <w:rFonts w:ascii="Calibri" w:cs="Calibri" w:eastAsia="Calibri" w:hAnsi="Calibri"/>
       <w:b w:val="1"/>
+      <w:bCs w:val="1"/>
       <w:i w:val="0"/>
+      <w:iCs w:val="0"/>
       <w:smallCaps w:val="0"/>
       <w:strike w:val="0"/>
       <w:color w:val="000000"/>
@@ -3213,7 +2359,9 @@
     <w:rPr>
       <w:rFonts w:ascii="Calibri" w:cs="Calibri" w:eastAsia="Calibri" w:hAnsi="Calibri"/>
       <w:b w:val="1"/>
+      <w:bCs w:val="1"/>
       <w:i w:val="0"/>
+      <w:iCs w:val="0"/>
       <w:smallCaps w:val="0"/>
       <w:strike w:val="0"/>
       <w:color w:val="000000"/>
@@ -3239,6 +2387,7 @@
     <w:rPr>
       <w:rFonts w:ascii="Times New Roman" w:cs="Times New Roman" w:eastAsia="Times New Roman" w:hAnsi="Times New Roman"/>
       <w:b w:val="1"/>
+      <w:bCs w:val="1"/>
       <w:color w:val="000000"/>
       <w:sz w:val="32"/>
       <w:szCs w:val="32"/>
@@ -3250,150 +2399,11 @@
   <w:style w:type="table" w:styleId="TableNormal" w:default="1">
     <w:name w:val="Table Normal"/>
   </w:style>
-  <w:style w:type="paragraph" w:styleId="Heading1">
-    <w:name w:val="heading 1"/>
-    <w:basedOn w:val="Normal"/>
-    <w:next w:val="Normal"/>
-    <w:pPr>
-      <w:keepNext w:val="1"/>
-      <w:keepLines w:val="1"/>
-      <w:spacing w:after="0" w:before="240" w:lineRule="auto"/>
-    </w:pPr>
-    <w:rPr>
-      <w:rFonts w:ascii="Calibri" w:cs="Calibri" w:eastAsia="Calibri" w:hAnsi="Calibri"/>
-      <w:color w:val="2f5496"/>
-      <w:sz w:val="32"/>
-      <w:szCs w:val="32"/>
-    </w:rPr>
+  <w:style w:type="paragraph" w:styleId="Normal" w:default="1">
+    <w:name w:val="normal"/>
   </w:style>
-  <w:style w:type="paragraph" w:styleId="Heading2">
-    <w:name w:val="heading 2"/>
-    <w:basedOn w:val="Normal"/>
-    <w:next w:val="Normal"/>
-    <w:pPr>
-      <w:keepNext w:val="1"/>
-      <w:keepLines w:val="1"/>
-      <w:pageBreakBefore w:val="0"/>
-      <w:spacing w:after="80" w:before="360" w:lineRule="auto"/>
-    </w:pPr>
-    <w:rPr>
-      <w:b w:val="1"/>
-      <w:sz w:val="36"/>
-      <w:szCs w:val="36"/>
-    </w:rPr>
-  </w:style>
-  <w:style w:type="paragraph" w:styleId="Heading3">
-    <w:name w:val="heading 3"/>
-    <w:basedOn w:val="Normal"/>
-    <w:next w:val="Normal"/>
-    <w:pPr>
-      <w:keepNext w:val="1"/>
-      <w:keepLines w:val="1"/>
-      <w:pageBreakBefore w:val="0"/>
-      <w:spacing w:after="80" w:before="280" w:lineRule="auto"/>
-    </w:pPr>
-    <w:rPr>
-      <w:b w:val="1"/>
-      <w:sz w:val="28"/>
-      <w:szCs w:val="28"/>
-    </w:rPr>
-  </w:style>
-  <w:style w:type="paragraph" w:styleId="Heading4">
-    <w:name w:val="heading 4"/>
-    <w:basedOn w:val="Normal"/>
-    <w:next w:val="Normal"/>
-    <w:pPr>
-      <w:keepNext w:val="1"/>
-      <w:keepLines w:val="1"/>
-      <w:pageBreakBefore w:val="0"/>
-      <w:spacing w:after="40" w:before="240" w:lineRule="auto"/>
-    </w:pPr>
-    <w:rPr>
-      <w:b w:val="1"/>
-      <w:sz w:val="24"/>
-      <w:szCs w:val="24"/>
-    </w:rPr>
-  </w:style>
-  <w:style w:type="paragraph" w:styleId="Heading5">
-    <w:name w:val="heading 5"/>
-    <w:basedOn w:val="Normal"/>
-    <w:next w:val="Normal"/>
-    <w:pPr>
-      <w:keepNext w:val="1"/>
-      <w:keepLines w:val="1"/>
-      <w:pageBreakBefore w:val="0"/>
-      <w:spacing w:after="40" w:before="220" w:lineRule="auto"/>
-    </w:pPr>
-    <w:rPr>
-      <w:b w:val="1"/>
-      <w:sz w:val="22"/>
-      <w:szCs w:val="22"/>
-    </w:rPr>
-  </w:style>
-  <w:style w:type="paragraph" w:styleId="Heading6">
-    <w:name w:val="heading 6"/>
-    <w:basedOn w:val="Normal"/>
-    <w:next w:val="Normal"/>
-    <w:pPr>
-      <w:keepNext w:val="1"/>
-      <w:keepLines w:val="1"/>
-      <w:pageBreakBefore w:val="0"/>
-      <w:spacing w:after="40" w:before="200" w:lineRule="auto"/>
-    </w:pPr>
-    <w:rPr>
-      <w:b w:val="1"/>
-      <w:sz w:val="20"/>
-      <w:szCs w:val="20"/>
-    </w:rPr>
-  </w:style>
-  <w:style w:type="paragraph" w:styleId="Title">
-    <w:name w:val="Title"/>
-    <w:basedOn w:val="Normal"/>
-    <w:next w:val="Normal"/>
-    <w:pPr>
-      <w:keepNext w:val="1"/>
-      <w:keepLines w:val="0"/>
-      <w:widowControl w:val="0"/>
-      <w:spacing w:after="60" w:before="240" w:line="240" w:lineRule="auto"/>
-      <w:ind w:left="720" w:hanging="360"/>
-      <w:jc w:val="center"/>
-    </w:pPr>
-    <w:rPr>
-      <w:rFonts w:ascii="Times New Roman" w:cs="Times New Roman" w:eastAsia="Times New Roman" w:hAnsi="Times New Roman"/>
-      <w:b w:val="1"/>
-      <w:color w:val="000000"/>
-      <w:sz w:val="32"/>
-      <w:szCs w:val="32"/>
-    </w:rPr>
-  </w:style>
-  <w:style w:type="paragraph" w:styleId="a0" w:default="1">
-    <w:name w:val="Normal"/>
-    <w:qFormat w:val="1"/>
-    <w:rsid w:val="00500207"/>
-    <w:pPr>
-      <w:spacing w:after="200" w:line="276" w:lineRule="auto"/>
-    </w:pPr>
-  </w:style>
-  <w:style w:type="paragraph" w:styleId="1">
-    <w:name w:val="heading 1"/>
-    <w:basedOn w:val="a0"/>
-    <w:next w:val="a0"/>
-    <w:link w:val="10"/>
-    <w:uiPriority w:val="9"/>
-    <w:qFormat w:val="1"/>
-    <w:rsid w:val="00500207"/>
-    <w:pPr>
-      <w:keepNext w:val="1"/>
-      <w:keepLines w:val="1"/>
-      <w:spacing w:after="0" w:before="240"/>
-      <w:outlineLvl w:val="0"/>
-    </w:pPr>
-    <w:rPr>
-      <w:rFonts w:asciiTheme="majorHAnsi" w:cstheme="majorBidi" w:eastAsiaTheme="majorEastAsia" w:hAnsiTheme="majorHAnsi"/>
-      <w:color w:val="2f5496" w:themeColor="accent1" w:themeShade="0000BF"/>
-      <w:sz w:val="32"/>
-      <w:szCs w:val="32"/>
-    </w:rPr>
+  <w:style w:type="table" w:styleId="TableNormal" w:default="1">
+    <w:name w:val="Table Normal"/>
   </w:style>
   <w:style w:type="character" w:styleId="a1" w:default="1">
     <w:name w:val="Default Paragraph Font"/>
@@ -3440,35 +2450,6 @@
       <w:lang w:eastAsia="ru-RU"/>
     </w:rPr>
   </w:style>
-  <w:style w:type="paragraph" w:styleId="a">
-    <w:name w:val="Title"/>
-    <w:aliases w:val="ЗаголовокTNR16"/>
-    <w:basedOn w:val="1"/>
-    <w:next w:val="1"/>
-    <w:link w:val="a5"/>
-    <w:autoRedefine w:val="1"/>
-    <w:qFormat w:val="1"/>
-    <w:rsid w:val="00500207"/>
-    <w:pPr>
-      <w:keepLines w:val="0"/>
-      <w:widowControl w:val="0"/>
-      <w:numPr>
-        <w:numId w:val="5"/>
-      </w:numPr>
-      <w:suppressAutoHyphens w:val="1"/>
-      <w:spacing w:after="60" w:line="240" w:lineRule="auto"/>
-      <w:jc w:val="center"/>
-    </w:pPr>
-    <w:rPr>
-      <w:rFonts w:ascii="Times New Roman" w:cs="Arial" w:eastAsia="SimSun" w:hAnsi="Times New Roman"/>
-      <w:b w:val="1"/>
-      <w:bCs w:val="1"/>
-      <w:color w:val="auto"/>
-      <w:kern w:val="1"/>
-      <w:szCs w:val="20"/>
-      <w:lang w:bidi="hi-IN" w:eastAsia="hi-IN"/>
-    </w:rPr>
-  </w:style>
   <w:style w:type="character" w:styleId="a5" w:customStyle="1">
     <w:name w:val="Заголовок Знак"/>
     <w:aliases w:val="ЗаголовокTNR16 Знак"/>
@@ -3506,24 +2487,6 @@
       <w:keepNext w:val="1"/>
       <w:keepLines w:val="1"/>
       <w:pageBreakBefore w:val="0"/>
-      <w:spacing w:after="80" w:before="360" w:lineRule="auto"/>
-    </w:pPr>
-    <w:rPr>
-      <w:rFonts w:ascii="Georgia" w:cs="Georgia" w:eastAsia="Georgia" w:hAnsi="Georgia"/>
-      <w:i w:val="1"/>
-      <w:color w:val="666666"/>
-      <w:sz w:val="48"/>
-      <w:szCs w:val="48"/>
-    </w:rPr>
-  </w:style>
-  <w:style w:type="paragraph" w:styleId="Subtitle">
-    <w:name w:val="Subtitle"/>
-    <w:basedOn w:val="Normal"/>
-    <w:next w:val="Normal"/>
-    <w:pPr>
-      <w:keepNext w:val="1"/>
-      <w:keepLines w:val="1"/>
-      <w:pageBreakBefore w:val="0"/>
       <w:widowControl w:val="1"/>
       <w:pBdr>
         <w:top w:space="0" w:sz="0" w:val="nil"/>
@@ -3540,7 +2503,9 @@
     <w:rPr>
       <w:rFonts w:ascii="Georgia" w:cs="Georgia" w:eastAsia="Georgia" w:hAnsi="Georgia"/>
       <w:b w:val="0"/>
+      <w:bCs w:val="0"/>
       <w:i w:val="1"/>
+      <w:iCs w:val="1"/>
       <w:smallCaps w:val="0"/>
       <w:strike w:val="0"/>
       <w:color w:val="666666"/>
@@ -3851,7 +2816,7 @@
 
 <file path=customXML/item1.xml><?xml version="1.0" encoding="utf-8"?>
 <go:gDocsCustomXmlDataStorage xmlns:go="http://customooxmlschemas.google.com/" xmlns:r="http://schemas.openxmlformats.org/officeDocument/2006/relationships" uri="GoogleDocsCustomDataVersion2">
-  <go:docsCustomData xmlns:go="http://customooxmlschemas.google.com/" roundtripDataSignature="AMtx7mhCKqq4+/+1TwSLUzN6DGlL+zEcDg==">CgMxLjAyCGguZ2pkZ3hzMgloLjMwajB6bGwyDmguaDdhemQyOHMybTQ5Mg5oLjVoeXJ3YnR3bW15bDIOaC5maTNvc3Vyd3BpOWsyDmguejZxNDA3OHF2Mm9jMg5oLjhnZ3lsNmhieDE1bjIOaC55djc3NjZkZTU3MXEyDmguZDZnbWcwbm95dnU0Mg5oLmE1YXZmeHVscnl1bTIOaC5vODB0eWpmcGk1c2syDmguZWoyNG4ya2ZvdWN6Mg5oLmN5aWhleGN2N3F3ZjIOaC42b3Ayb3dsbzR3dDEyDWgudmd6ZTdtbW8zMGsyDmgua2VnenJweWExNDZ2Mg1oLjl6OTBoN25oYWp2Mg5oLnNtMXRocGVhbHhxNzIOaC5ranE5cXIybWI4eGYyDmgucmlycWU5NnFscXp5OAByITF2amktc1F1NEdub1J0Ynd5UTJ3R2dkNHNqM1RlMWJocA==</go:docsCustomData>
+  <go:docsCustomData xmlns:go="http://customooxmlschemas.google.com/" roundtripDataSignature="AMtx7miZCLyUY+pzyc7paEavn8nG6YfDuw==">CgMxLjAyCGguZ2pkZ3hzMg5oLnJpcnFlOTZxbHF6eTgAciExdXo3U281SlNQdHh6VzRFeVJwdFVFSnVuYmZZNFY2SDU=</go:docsCustomData>
 </go:gDocsCustomXmlDataStorage>
 </file>
 
